--- a/docs/final-delivery/Final System Documentation.docx
+++ b/docs/final-delivery/Final System Documentation.docx
@@ -787,7 +787,7 @@
                 <w:b w:val="0"/>
                 <w:sz w:val="17"/>
               </w:rPr>
-              <w:t>Available when OVOS stack/overlay is deployed</w:t>
+              <w:t>Available when the separate OVOS-EnMS stack or release-bundle component is deployed</w:t>
             </w:r>
           </w:p>
         </w:tc>
@@ -1309,7 +1309,7 @@
         <w:pStyle w:val="ListBullet"/>
       </w:pPr>
       <w:r>
-        <w:t>Use scripts/backup-grafana-dashboards.sh for tracked Grafana dashboard JSON backups.</w:t>
+        <w:t>Use the tracked JSON files under grafana/dashboards and Grafana provisioning files for dashboard review and controlled updates.</w:t>
       </w:r>
     </w:p>
     <w:p>
@@ -1816,15 +1816,7 @@
         <w:pStyle w:val="ListBullet"/>
       </w:pPr>
       <w:r>
-        <w:t>Product 1 is the OVOS skill artifact; Product 2 is the full-stack HumanEnerDIA artifact according to docs/DELIVERY_READINESS.md.</w:t>
-      </w:r>
-    </w:p>
-    <w:p>
-      <w:pPr>
-        <w:pStyle w:val="ListBullet"/>
-      </w:pPr>
-      <w:r>
-        <w:t>SHA256 checksums are expected for release artifacts.</w:t>
+        <w:t>The full-stack release notes identify the HumanEnerDIA archive, SHA256 checksum, licensing notes, and embedded OVOS runtime/skill directory under ovos-stack.</w:t>
       </w:r>
     </w:p>
     <w:p>
@@ -1840,15 +1832,7 @@
         <w:pStyle w:val="ListBullet"/>
       </w:pPr>
       <w:r>
-        <w:t>The optional Qwen GGUF model is not bundled in the main release artifacts according to delivery readiness notes.</w:t>
-      </w:r>
-    </w:p>
-    <w:p>
-      <w:pPr>
-        <w:pStyle w:val="ListBullet"/>
-      </w:pPr>
-      <w:r>
-        <w:t>query-service is intentionally excluded from release readiness expectations.</w:t>
+        <w:t>The optional Qwen GGUF model is not bundled in the main release artifacts according to the release notes.</w:t>
       </w:r>
     </w:p>
     <w:p>
@@ -1935,40 +1919,6 @@
                 <w:b w:val="0"/>
                 <w:sz w:val="17"/>
               </w:rPr>
-              <w:t>query-service</w:t>
-            </w:r>
-          </w:p>
-        </w:tc>
-        <w:tc>
-          <w:tcPr>
-            <w:tcW w:type="dxa" w:w="5184"/>
-            <w:vAlign w:val="top"/>
-          </w:tcPr>
-          <w:p>
-            <w:r/>
-            <w:r>
-              <w:rPr>
-                <w:b w:val="0"/>
-                <w:sz w:val="17"/>
-              </w:rPr>
-              <w:t>Placeholder only; Docker service exists, healthcheck disabled, and it is excluded from release readiness expectations.</w:t>
-            </w:r>
-          </w:p>
-        </w:tc>
-      </w:tr>
-      <w:tr>
-        <w:tc>
-          <w:tcPr>
-            <w:tcW w:type="dxa" w:w="5184"/>
-            <w:vAlign w:val="top"/>
-          </w:tcPr>
-          <w:p>
-            <w:r/>
-            <w:r>
-              <w:rPr>
-                <w:b w:val="0"/>
-                <w:sz w:val="17"/>
-              </w:rPr>
               <w:t>Runtime verification</w:t>
             </w:r>
           </w:p>
@@ -2003,6 +1953,40 @@
                 <w:b w:val="0"/>
                 <w:sz w:val="17"/>
               </w:rPr>
+              <w:t>OVOS deployment boundary</w:t>
+            </w:r>
+          </w:p>
+        </w:tc>
+        <w:tc>
+          <w:tcPr>
+            <w:tcW w:type="dxa" w:w="5184"/>
+            <w:vAlign w:val="top"/>
+          </w:tcPr>
+          <w:p>
+            <w:r/>
+            <w:r>
+              <w:rPr>
+                <w:b w:val="0"/>
+                <w:sz w:val="17"/>
+              </w:rPr>
+              <w:t>The GitHub production base docker-compose.yml does not define an OVOS service. OVOS-EnMS is documented as a separate source repository and as an embedded component in the full-stack release archive.</w:t>
+            </w:r>
+          </w:p>
+        </w:tc>
+      </w:tr>
+      <w:tr>
+        <w:tc>
+          <w:tcPr>
+            <w:tcW w:type="dxa" w:w="5184"/>
+            <w:vAlign w:val="top"/>
+          </w:tcPr>
+          <w:p>
+            <w:r/>
+            <w:r>
+              <w:rPr>
+                <w:b w:val="0"/>
+                <w:sz w:val="17"/>
+              </w:rPr>
               <w:t>OVOS release artifact</w:t>
             </w:r>
           </w:p>
@@ -2019,7 +2003,7 @@
                 <w:b w:val="0"/>
                 <w:sz w:val="17"/>
               </w:rPr>
-              <w:t>The OVOS source tree may contain local GGUF model files, but release notes state optional GGUF weights are not bundled by default.</w:t>
+              <w:t>Release notes state optional GGUF model weights are not bundled by default.</w:t>
             </w:r>
           </w:p>
         </w:tc>
@@ -2254,7 +2238,7 @@
                 <w:b w:val="0"/>
                 <w:sz w:val="17"/>
               </w:rPr>
-              <w:t>README.md; docs/README.md; docs/TECHNICAL_ARCHITECTURE_GUIDE.md; docs/OPERATIONS_RUNBOOK.md</w:t>
+              <w:t>README.md; releases/HumanEnerDIA-full-stack-v1.0.0-release-notes.md</w:t>
             </w:r>
           </w:p>
         </w:tc>
@@ -2288,7 +2272,7 @@
                 <w:b w:val="0"/>
                 <w:sz w:val="17"/>
               </w:rPr>
-              <w:t>docker-compose.yml; setup.sh; scripts/verify-wasabi-release.sh</w:t>
+              <w:t>docker-compose.yml; setup.sh; verify.sh</w:t>
             </w:r>
           </w:p>
         </w:tc>
@@ -2390,7 +2374,7 @@
                 <w:b w:val="0"/>
                 <w:sz w:val="17"/>
               </w:rPr>
-              <w:t>/home/ubuntu/ovos-llm/README.md; /home/ubuntu/ovos-llm/enms-ovos-skill/README.md; /home/ubuntu/ovos-llm/enms-ovos-skill/bridge/ovos_rest_bridge.py; /home/ubuntu/ovos-llm/enms-ovos-skill/enms_ovos_skill/__init__.py</w:t>
+              <w:t>OVOS-EnMS repository: README.md; enms-ovos-skill/README.md; enms-ovos-skill/bridge/ovos_rest_bridge.py; enms-ovos-skill/enms_ovos_skill/__init__.py</w:t>
             </w:r>
           </w:p>
         </w:tc>
@@ -2408,7 +2392,7 @@
                 <w:b w:val="0"/>
                 <w:sz w:val="17"/>
               </w:rPr>
-              <w:t>Delivery readiness</w:t>
+              <w:t>Release artifact notes</w:t>
             </w:r>
           </w:p>
         </w:tc>
@@ -2424,7 +2408,7 @@
                 <w:b w:val="0"/>
                 <w:sz w:val="17"/>
               </w:rPr>
-              <w:t>docs/DELIVERY_READINESS.md; releases/HumanEnerDIA-full-stack-v1.0.0-release-notes.md</w:t>
+              <w:t>releases/HumanEnerDIA-full-stack-v1.0.0-release-notes.md</w:t>
             </w:r>
           </w:p>
         </w:tc>

--- a/docs/final-delivery/Final System Documentation.docx
+++ b/docs/final-delivery/Final System Documentation.docx
@@ -38,13 +38,13 @@
         <w:tblLook w:firstColumn="1" w:firstRow="1" w:lastColumn="0" w:lastRow="0" w:noHBand="0" w:noVBand="1" w:val="04A0"/>
       </w:tblPr>
       <w:tblGrid>
-        <w:gridCol w:w="5184"/>
-        <w:gridCol w:w="5184"/>
+        <w:gridCol w:w="5328"/>
+        <w:gridCol w:w="5328"/>
       </w:tblGrid>
       <w:tr>
         <w:tc>
           <w:tcPr>
-            <w:tcW w:type="dxa" w:w="5184"/>
+            <w:tcW w:type="dxa" w:w="5328"/>
             <w:vAlign w:val="top"/>
             <w:shd w:fill="E2E8F0"/>
           </w:tcPr>
@@ -61,7 +61,7 @@
         </w:tc>
         <w:tc>
           <w:tcPr>
-            <w:tcW w:type="dxa" w:w="5184"/>
+            <w:tcW w:type="dxa" w:w="5328"/>
             <w:vAlign w:val="top"/>
           </w:tcPr>
           <w:p>
@@ -71,7 +71,7 @@
                 <w:b w:val="0"/>
                 <w:sz w:val="17"/>
               </w:rPr>
-              <w:t>1.0</w:t>
+              <w:t>1.1</w:t>
             </w:r>
           </w:p>
         </w:tc>
@@ -79,7 +79,7 @@
       <w:tr>
         <w:tc>
           <w:tcPr>
-            <w:tcW w:type="dxa" w:w="5184"/>
+            <w:tcW w:type="dxa" w:w="5328"/>
             <w:vAlign w:val="top"/>
             <w:shd w:fill="E2E8F0"/>
           </w:tcPr>
@@ -96,7 +96,7 @@
         </w:tc>
         <w:tc>
           <w:tcPr>
-            <w:tcW w:type="dxa" w:w="5184"/>
+            <w:tcW w:type="dxa" w:w="5328"/>
             <w:vAlign w:val="top"/>
           </w:tcPr>
           <w:p>
@@ -106,7 +106,7 @@
                 <w:b w:val="0"/>
                 <w:sz w:val="17"/>
               </w:rPr>
-              <w:t>2026-06-08</w:t>
+              <w:t>2026-06-09</w:t>
             </w:r>
           </w:p>
         </w:tc>
@@ -114,7 +114,7 @@
       <w:tr>
         <w:tc>
           <w:tcPr>
-            <w:tcW w:type="dxa" w:w="5184"/>
+            <w:tcW w:type="dxa" w:w="5328"/>
             <w:vAlign w:val="top"/>
             <w:shd w:fill="E2E8F0"/>
           </w:tcPr>
@@ -131,7 +131,7 @@
         </w:tc>
         <w:tc>
           <w:tcPr>
-            <w:tcW w:type="dxa" w:w="5184"/>
+            <w:tcW w:type="dxa" w:w="5328"/>
             <w:vAlign w:val="top"/>
           </w:tcPr>
           <w:p>
@@ -141,7 +141,7 @@
                 <w:b w:val="0"/>
                 <w:sz w:val="17"/>
               </w:rPr>
-              <w:t>Final delivery documentation package</w:t>
+              <w:t>Final stakeholder-ready documentation package</w:t>
             </w:r>
           </w:p>
         </w:tc>
@@ -149,7 +149,7 @@
       <w:tr>
         <w:tc>
           <w:tcPr>
-            <w:tcW w:type="dxa" w:w="5184"/>
+            <w:tcW w:type="dxa" w:w="5328"/>
             <w:vAlign w:val="top"/>
             <w:shd w:fill="E2E8F0"/>
           </w:tcPr>
@@ -166,7 +166,7 @@
         </w:tc>
         <w:tc>
           <w:tcPr>
-            <w:tcW w:type="dxa" w:w="5184"/>
+            <w:tcW w:type="dxa" w:w="5328"/>
             <w:vAlign w:val="top"/>
           </w:tcPr>
           <w:p>
@@ -184,7 +184,7 @@
       <w:tr>
         <w:tc>
           <w:tcPr>
-            <w:tcW w:type="dxa" w:w="5184"/>
+            <w:tcW w:type="dxa" w:w="5328"/>
             <w:vAlign w:val="top"/>
             <w:shd w:fill="E2E8F0"/>
           </w:tcPr>
@@ -201,7 +201,7 @@
         </w:tc>
         <w:tc>
           <w:tcPr>
-            <w:tcW w:type="dxa" w:w="5184"/>
+            <w:tcW w:type="dxa" w:w="5328"/>
             <w:vAlign w:val="top"/>
           </w:tcPr>
           <w:p>
@@ -226,7 +226,7 @@
         <w:rPr>
           <w:b/>
         </w:rPr>
-        <w:t xml:space="preserve">Evidence rule: </w:t>
+        <w:t xml:space="preserve">Source basis: </w:t>
       </w:r>
       <w:r>
         <w:t>This document summarizes the evidence-backed content of the technical documents and points readers to implemented local sources.</w:t>
@@ -252,42 +252,72 @@
     </w:p>
     <w:p>
       <w:r>
-        <w:t>2. Installation And Access</w:t>
+        <w:t>2. Handover Summary</w:t>
       </w:r>
     </w:p>
     <w:p>
       <w:r>
-        <w:t>3. Main Workflows</w:t>
+        <w:t>3. Delivery Artifact List</w:t>
       </w:r>
     </w:p>
     <w:p>
       <w:r>
-        <w:t>4. Operator Guide</w:t>
+        <w:t>4. Reader Guide</w:t>
       </w:r>
     </w:p>
     <w:p>
       <w:r>
-        <w:t>5. Analytics, Dashboards, Reports, And Assistants</w:t>
+        <w:t>5. Quick-Start Summary</w:t>
       </w:r>
     </w:p>
     <w:p>
       <w:r>
-        <w:t>6. Maintenance And Troubleshooting</w:t>
+        <w:t>6. Installation And Access</w:t>
       </w:r>
     </w:p>
     <w:p>
       <w:r>
-        <w:t>7. Final Delivery Notes</w:t>
+        <w:t>7. Main Workflows</w:t>
       </w:r>
     </w:p>
     <w:p>
       <w:r>
-        <w:t>8. Limitations And Assumptions</w:t>
+        <w:t>8. Operator Guide</w:t>
       </w:r>
     </w:p>
     <w:p>
       <w:r>
-        <w:t>9. Evidence References</w:t>
+        <w:t>9. Analytics, Dashboards, Reports, And Assistants</w:t>
+      </w:r>
+    </w:p>
+    <w:p>
+      <w:r>
+        <w:t>10. Maintenance And Troubleshooting</w:t>
+      </w:r>
+    </w:p>
+    <w:p>
+      <w:r>
+        <w:t>11. Final Delivery Notes</w:t>
+      </w:r>
+    </w:p>
+    <w:p>
+      <w:r>
+        <w:t>12. Acceptance Checklist</w:t>
+      </w:r>
+    </w:p>
+    <w:p>
+      <w:r>
+        <w:t>13. Demo-Readiness Checklist</w:t>
+      </w:r>
+    </w:p>
+    <w:p>
+      <w:r>
+        <w:t>14. Limitations And Assumptions</w:t>
+      </w:r>
+    </w:p>
+    <w:p>
+      <w:r>
+        <w:t>15. Source References</w:t>
       </w:r>
     </w:p>
     <w:p>
@@ -307,7 +337,7 @@
       <w:r>
         <w:drawing>
           <wp:inline xmlns:a="http://schemas.openxmlformats.org/drawingml/2006/main" xmlns:pic="http://schemas.openxmlformats.org/drawingml/2006/picture">
-            <wp:extent cx="6126480" cy="3675888"/>
+            <wp:extent cx="6583680" cy="3950208"/>
             <wp:docPr id="1" name="Picture 1"/>
             <wp:cNvGraphicFramePr>
               <a:graphicFrameLocks noChangeAspect="1"/>
@@ -328,7 +358,7 @@
                   <pic:spPr>
                     <a:xfrm>
                       <a:off x="0" y="0"/>
-                      <a:ext cx="6126480" cy="3675888"/>
+                      <a:ext cx="6583680" cy="3950208"/>
                     </a:xfrm>
                     <a:prstGeom prst="rect"/>
                   </pic:spPr>
@@ -358,9 +388,1056 @@
     </w:p>
     <w:p>
       <w:r>
-        <w:t>The final package should be described as a Docker Compose deployable system with a companion OVOS-EnMS assistant. It includes implemented backend services, dashboards, reports, simulator, ingestion flow, authentication, text chatbot, and OVOS voice/natural-language paths. It also includes documented limitations that must remain visible for review.</w:t>
+        <w:t>This final delivery package presents the system as a Docker Compose deployable HumanEnerDIA stack with a companion OVOS-EnMS assistant repository/runtime. It includes implemented backend services, dashboards, reports, simulator, ingestion flow, authentication, text chatbot, and OVOS voice/natural-language paths, with limitations kept visible for review.</w:t>
       </w:r>
     </w:p>
+    <w:p>
+      <w:pPr>
+        <w:pStyle w:val="Heading1"/>
+      </w:pPr>
+      <w:r>
+        <w:t>Handover Summary</w:t>
+      </w:r>
+    </w:p>
+    <w:p>
+      <w:r>
+        <w:t>The six-document package is intended to let managers, reviewers, operators, and external partners understand what has been delivered, how the parts fit together, how to deploy and verify the stack, and which items still require runtime validation or production hardening.</w:t>
+      </w:r>
+    </w:p>
+    <w:tbl>
+      <w:tblPr>
+        <w:tblStyle w:val="TableGrid"/>
+        <w:tblW w:type="auto" w:w="0"/>
+        <w:jc w:val="center"/>
+        <w:tblLook w:firstColumn="1" w:firstRow="1" w:lastColumn="0" w:lastRow="0" w:noHBand="0" w:noVBand="1" w:val="04A0"/>
+      </w:tblPr>
+      <w:tblGrid>
+        <w:gridCol w:w="5328"/>
+        <w:gridCol w:w="5328"/>
+      </w:tblGrid>
+      <w:tr>
+        <w:trPr>
+          <w:tblHeader w:val="true"/>
+          <w:cantSplit/>
+        </w:trPr>
+        <w:tc>
+          <w:tcPr>
+            <w:tcW w:type="dxa" w:w="5328"/>
+            <w:vAlign w:val="top"/>
+            <w:shd w:fill="D9EAF7"/>
+          </w:tcPr>
+          <w:p>
+            <w:r/>
+            <w:r>
+              <w:rPr>
+                <w:b/>
+                <w:sz w:val="17"/>
+              </w:rPr>
+              <w:t>Document</w:t>
+            </w:r>
+          </w:p>
+        </w:tc>
+        <w:tc>
+          <w:tcPr>
+            <w:tcW w:type="dxa" w:w="5328"/>
+            <w:vAlign w:val="top"/>
+            <w:shd w:fill="D9EAF7"/>
+          </w:tcPr>
+          <w:p>
+            <w:r/>
+            <w:r>
+              <w:rPr>
+                <w:b/>
+                <w:sz w:val="17"/>
+              </w:rPr>
+              <w:t>Primary use</w:t>
+            </w:r>
+          </w:p>
+        </w:tc>
+      </w:tr>
+      <w:tr>
+        <w:trPr>
+          <w:cantSplit/>
+        </w:trPr>
+        <w:tc>
+          <w:tcPr>
+            <w:tcW w:type="dxa" w:w="5328"/>
+            <w:vAlign w:val="top"/>
+          </w:tcPr>
+          <w:p>
+            <w:r/>
+            <w:r>
+              <w:rPr>
+                <w:b w:val="0"/>
+                <w:sz w:val="17"/>
+              </w:rPr>
+              <w:t>System Architecture Report</w:t>
+            </w:r>
+          </w:p>
+        </w:tc>
+        <w:tc>
+          <w:tcPr>
+            <w:tcW w:type="dxa" w:w="5328"/>
+            <w:vAlign w:val="top"/>
+          </w:tcPr>
+          <w:p>
+            <w:r/>
+            <w:r>
+              <w:rPr>
+                <w:b w:val="0"/>
+                <w:sz w:val="17"/>
+              </w:rPr>
+              <w:t>Architecture, service responsibilities, boundaries, data/message flow, security/network posture, and operational risks.</w:t>
+            </w:r>
+          </w:p>
+        </w:tc>
+      </w:tr>
+      <w:tr>
+        <w:trPr>
+          <w:cantSplit/>
+        </w:trPr>
+        <w:tc>
+          <w:tcPr>
+            <w:tcW w:type="dxa" w:w="5328"/>
+            <w:vAlign w:val="top"/>
+          </w:tcPr>
+          <w:p>
+            <w:r/>
+            <w:r>
+              <w:rPr>
+                <w:b w:val="0"/>
+                <w:sz w:val="17"/>
+              </w:rPr>
+              <w:t>Software Design Documentation</w:t>
+            </w:r>
+          </w:p>
+        </w:tc>
+        <w:tc>
+          <w:tcPr>
+            <w:tcW w:type="dxa" w:w="5328"/>
+            <w:vAlign w:val="top"/>
+          </w:tcPr>
+          <w:p>
+            <w:r/>
+            <w:r>
+              <w:rPr>
+                <w:b w:val="0"/>
+                <w:sz w:val="17"/>
+              </w:rPr>
+              <w:t>Module design, API/database/service/auth design, configuration, logging, error handling, and design limitations.</w:t>
+            </w:r>
+          </w:p>
+        </w:tc>
+      </w:tr>
+      <w:tr>
+        <w:trPr>
+          <w:cantSplit/>
+        </w:trPr>
+        <w:tc>
+          <w:tcPr>
+            <w:tcW w:type="dxa" w:w="5328"/>
+            <w:vAlign w:val="top"/>
+          </w:tcPr>
+          <w:p>
+            <w:r/>
+            <w:r>
+              <w:rPr>
+                <w:b w:val="0"/>
+                <w:sz w:val="17"/>
+              </w:rPr>
+              <w:t>Skill Documentation</w:t>
+            </w:r>
+          </w:p>
+        </w:tc>
+        <w:tc>
+          <w:tcPr>
+            <w:tcW w:type="dxa" w:w="5328"/>
+            <w:vAlign w:val="top"/>
+          </w:tcPr>
+          <w:p>
+            <w:r/>
+            <w:r>
+              <w:rPr>
+                <w:b w:val="0"/>
+                <w:sz w:val="17"/>
+              </w:rPr>
+              <w:t>OVOS-EnMS query lifecycle, intents, parser/validator/client/formatter behavior, configuration, mappings, and failure behavior.</w:t>
+            </w:r>
+          </w:p>
+        </w:tc>
+      </w:tr>
+      <w:tr>
+        <w:trPr>
+          <w:cantSplit/>
+        </w:trPr>
+        <w:tc>
+          <w:tcPr>
+            <w:tcW w:type="dxa" w:w="5328"/>
+            <w:vAlign w:val="top"/>
+          </w:tcPr>
+          <w:p>
+            <w:r/>
+            <w:r>
+              <w:rPr>
+                <w:b w:val="0"/>
+                <w:sz w:val="17"/>
+              </w:rPr>
+              <w:t>Energy Management System Reports and KPI Reports</w:t>
+            </w:r>
+          </w:p>
+        </w:tc>
+        <w:tc>
+          <w:tcPr>
+            <w:tcW w:type="dxa" w:w="5328"/>
+            <w:vAlign w:val="top"/>
+          </w:tcPr>
+          <w:p>
+            <w:r/>
+            <w:r>
+              <w:rPr>
+                <w:b w:val="0"/>
+                <w:sz w:val="17"/>
+              </w:rPr>
+              <w:t>Energy data model, KPI catalog, formulas, dashboards, report workflow, data-quality assumptions, and audit cautions.</w:t>
+            </w:r>
+          </w:p>
+        </w:tc>
+      </w:tr>
+      <w:tr>
+        <w:trPr>
+          <w:cantSplit/>
+        </w:trPr>
+        <w:tc>
+          <w:tcPr>
+            <w:tcW w:type="dxa" w:w="5328"/>
+            <w:vAlign w:val="top"/>
+          </w:tcPr>
+          <w:p>
+            <w:pPr>
+              <w:keepNext/>
+            </w:pPr>
+            <w:r/>
+            <w:r>
+              <w:rPr>
+                <w:b w:val="0"/>
+                <w:sz w:val="17"/>
+              </w:rPr>
+              <w:t>Docker Deployment Report</w:t>
+            </w:r>
+          </w:p>
+        </w:tc>
+        <w:tc>
+          <w:tcPr>
+            <w:tcW w:type="dxa" w:w="5328"/>
+            <w:vAlign w:val="top"/>
+          </w:tcPr>
+          <w:p>
+            <w:pPr>
+              <w:keepNext/>
+            </w:pPr>
+            <w:r/>
+            <w:r>
+              <w:rPr>
+                <w:b w:val="0"/>
+                <w:sz w:val="17"/>
+              </w:rPr>
+              <w:t>Compose topology, setup, environment groups, health checks, backup/recovery, redeployment, troubleshooting, and hardening.</w:t>
+            </w:r>
+          </w:p>
+        </w:tc>
+      </w:tr>
+      <w:tr>
+        <w:trPr>
+          <w:cantSplit/>
+        </w:trPr>
+        <w:tc>
+          <w:tcPr>
+            <w:tcW w:type="dxa" w:w="5328"/>
+            <w:vAlign w:val="top"/>
+          </w:tcPr>
+          <w:p>
+            <w:r/>
+            <w:r>
+              <w:rPr>
+                <w:b w:val="0"/>
+                <w:sz w:val="17"/>
+              </w:rPr>
+              <w:t>Final System Documentation</w:t>
+            </w:r>
+          </w:p>
+        </w:tc>
+        <w:tc>
+          <w:tcPr>
+            <w:tcW w:type="dxa" w:w="5328"/>
+            <w:vAlign w:val="top"/>
+          </w:tcPr>
+          <w:p>
+            <w:r/>
+            <w:r>
+              <w:rPr>
+                <w:b w:val="0"/>
+                <w:sz w:val="17"/>
+              </w:rPr>
+              <w:t>End-to-end reader guide, workflows, operations, acceptance/demo checklists, and final delivery notes.</w:t>
+            </w:r>
+          </w:p>
+        </w:tc>
+      </w:tr>
+    </w:tbl>
+    <w:p/>
+    <w:p>
+      <w:pPr>
+        <w:pStyle w:val="Heading1"/>
+      </w:pPr>
+      <w:r>
+        <w:t>Delivery Artifact List</w:t>
+      </w:r>
+    </w:p>
+    <w:p>
+      <w:r>
+        <w:t>The formal deliverables are the six DOCX files. Source Markdown, the evidence map, diagrams, and generator script are included for maintainability and reproducibility.</w:t>
+      </w:r>
+    </w:p>
+    <w:tbl>
+      <w:tblPr>
+        <w:tblStyle w:val="TableGrid"/>
+        <w:tblW w:type="auto" w:w="0"/>
+        <w:jc w:val="center"/>
+        <w:tblLook w:firstColumn="1" w:firstRow="1" w:lastColumn="0" w:lastRow="0" w:noHBand="0" w:noVBand="1" w:val="04A0"/>
+      </w:tblPr>
+      <w:tblGrid>
+        <w:gridCol w:w="5328"/>
+        <w:gridCol w:w="5328"/>
+      </w:tblGrid>
+      <w:tr>
+        <w:trPr>
+          <w:tblHeader w:val="true"/>
+          <w:cantSplit/>
+        </w:trPr>
+        <w:tc>
+          <w:tcPr>
+            <w:tcW w:type="dxa" w:w="5328"/>
+            <w:vAlign w:val="top"/>
+            <w:shd w:fill="D9EAF7"/>
+          </w:tcPr>
+          <w:p>
+            <w:r/>
+            <w:r>
+              <w:rPr>
+                <w:b/>
+                <w:sz w:val="17"/>
+              </w:rPr>
+              <w:t>Artifact</w:t>
+            </w:r>
+          </w:p>
+        </w:tc>
+        <w:tc>
+          <w:tcPr>
+            <w:tcW w:type="dxa" w:w="5328"/>
+            <w:vAlign w:val="top"/>
+            <w:shd w:fill="D9EAF7"/>
+          </w:tcPr>
+          <w:p>
+            <w:r/>
+            <w:r>
+              <w:rPr>
+                <w:b/>
+                <w:sz w:val="17"/>
+              </w:rPr>
+              <w:t>Purpose</w:t>
+            </w:r>
+          </w:p>
+        </w:tc>
+      </w:tr>
+      <w:tr>
+        <w:trPr>
+          <w:cantSplit/>
+        </w:trPr>
+        <w:tc>
+          <w:tcPr>
+            <w:tcW w:type="dxa" w:w="5328"/>
+            <w:vAlign w:val="top"/>
+          </w:tcPr>
+          <w:p>
+            <w:r/>
+            <w:r>
+              <w:rPr>
+                <w:b w:val="0"/>
+                <w:sz w:val="17"/>
+              </w:rPr>
+              <w:t>Final DOCX reports</w:t>
+            </w:r>
+          </w:p>
+        </w:tc>
+        <w:tc>
+          <w:tcPr>
+            <w:tcW w:type="dxa" w:w="5328"/>
+            <w:vAlign w:val="top"/>
+          </w:tcPr>
+          <w:p>
+            <w:r/>
+            <w:r>
+              <w:rPr>
+                <w:b w:val="0"/>
+                <w:sz w:val="17"/>
+              </w:rPr>
+              <w:t>Six stakeholder deliverables in docs/final-delivery/.</w:t>
+            </w:r>
+          </w:p>
+        </w:tc>
+      </w:tr>
+      <w:tr>
+        <w:trPr>
+          <w:cantSplit/>
+        </w:trPr>
+        <w:tc>
+          <w:tcPr>
+            <w:tcW w:type="dxa" w:w="5328"/>
+            <w:vAlign w:val="top"/>
+          </w:tcPr>
+          <w:p>
+            <w:r/>
+            <w:r>
+              <w:rPr>
+                <w:b w:val="0"/>
+                <w:sz w:val="17"/>
+              </w:rPr>
+              <w:t>Source Markdown</w:t>
+            </w:r>
+          </w:p>
+        </w:tc>
+        <w:tc>
+          <w:tcPr>
+            <w:tcW w:type="dxa" w:w="5328"/>
+            <w:vAlign w:val="top"/>
+          </w:tcPr>
+          <w:p>
+            <w:r/>
+            <w:r>
+              <w:rPr>
+                <w:b w:val="0"/>
+                <w:sz w:val="17"/>
+              </w:rPr>
+              <w:t>docs/final-delivery/source/*.md mirrors the generated DOCX content for maintainability.</w:t>
+            </w:r>
+          </w:p>
+        </w:tc>
+      </w:tr>
+      <w:tr>
+        <w:trPr>
+          <w:cantSplit/>
+        </w:trPr>
+        <w:tc>
+          <w:tcPr>
+            <w:tcW w:type="dxa" w:w="5328"/>
+            <w:vAlign w:val="top"/>
+          </w:tcPr>
+          <w:p>
+            <w:r/>
+            <w:r>
+              <w:rPr>
+                <w:b w:val="0"/>
+                <w:sz w:val="17"/>
+              </w:rPr>
+              <w:t>Evidence map</w:t>
+            </w:r>
+          </w:p>
+        </w:tc>
+        <w:tc>
+          <w:tcPr>
+            <w:tcW w:type="dxa" w:w="5328"/>
+            <w:vAlign w:val="top"/>
+          </w:tcPr>
+          <w:p>
+            <w:r/>
+            <w:r>
+              <w:rPr>
+                <w:b w:val="0"/>
+                <w:sz w:val="17"/>
+              </w:rPr>
+              <w:t>docs/final-delivery/source/evidence-map.md maps recurring claims to source files and validation output.</w:t>
+            </w:r>
+          </w:p>
+        </w:tc>
+      </w:tr>
+      <w:tr>
+        <w:trPr>
+          <w:cantSplit/>
+        </w:trPr>
+        <w:tc>
+          <w:tcPr>
+            <w:tcW w:type="dxa" w:w="5328"/>
+            <w:vAlign w:val="top"/>
+          </w:tcPr>
+          <w:p>
+            <w:r/>
+            <w:r>
+              <w:rPr>
+                <w:b w:val="0"/>
+                <w:sz w:val="17"/>
+              </w:rPr>
+              <w:t>Generation script</w:t>
+            </w:r>
+          </w:p>
+        </w:tc>
+        <w:tc>
+          <w:tcPr>
+            <w:tcW w:type="dxa" w:w="5328"/>
+            <w:vAlign w:val="top"/>
+          </w:tcPr>
+          <w:p>
+            <w:r/>
+            <w:r>
+              <w:rPr>
+                <w:b w:val="0"/>
+                <w:sz w:val="17"/>
+              </w:rPr>
+              <w:t>docs/final-delivery/source/generate_delivery_docs.py regenerates DOCX, Markdown, and diagrams.</w:t>
+            </w:r>
+          </w:p>
+        </w:tc>
+      </w:tr>
+      <w:tr>
+        <w:trPr>
+          <w:cantSplit/>
+        </w:trPr>
+        <w:tc>
+          <w:tcPr>
+            <w:tcW w:type="dxa" w:w="5328"/>
+            <w:vAlign w:val="top"/>
+          </w:tcPr>
+          <w:p>
+            <w:pPr>
+              <w:keepNext/>
+            </w:pPr>
+            <w:r/>
+            <w:r>
+              <w:rPr>
+                <w:b w:val="0"/>
+                <w:sz w:val="17"/>
+              </w:rPr>
+              <w:t>Diagram assets</w:t>
+            </w:r>
+          </w:p>
+        </w:tc>
+        <w:tc>
+          <w:tcPr>
+            <w:tcW w:type="dxa" w:w="5328"/>
+            <w:vAlign w:val="top"/>
+          </w:tcPr>
+          <w:p>
+            <w:pPr>
+              <w:keepNext/>
+            </w:pPr>
+            <w:r/>
+            <w:r>
+              <w:rPr>
+                <w:b w:val="0"/>
+                <w:sz w:val="17"/>
+              </w:rPr>
+              <w:t>docs/final-delivery/assets/*.png contains architecture, data-flow, deployment, topology, and OVOS lifecycle diagrams.</w:t>
+            </w:r>
+          </w:p>
+        </w:tc>
+      </w:tr>
+      <w:tr>
+        <w:trPr>
+          <w:cantSplit/>
+        </w:trPr>
+        <w:tc>
+          <w:tcPr>
+            <w:tcW w:type="dxa" w:w="5328"/>
+            <w:vAlign w:val="top"/>
+          </w:tcPr>
+          <w:p>
+            <w:r/>
+            <w:r>
+              <w:rPr>
+                <w:b w:val="0"/>
+                <w:sz w:val="17"/>
+              </w:rPr>
+              <w:t>Application source</w:t>
+            </w:r>
+          </w:p>
+        </w:tc>
+        <w:tc>
+          <w:tcPr>
+            <w:tcW w:type="dxa" w:w="5328"/>
+            <w:vAlign w:val="top"/>
+          </w:tcPr>
+          <w:p>
+            <w:r/>
+            <w:r>
+              <w:rPr>
+                <w:b w:val="0"/>
+                <w:sz w:val="17"/>
+              </w:rPr>
+              <w:t>HumanEnerDIA production source tree plus separate OVOS-EnMS repository remain the authoritative technical sources.</w:t>
+            </w:r>
+          </w:p>
+        </w:tc>
+      </w:tr>
+    </w:tbl>
+    <w:p/>
+    <w:p>
+      <w:pPr>
+        <w:pStyle w:val="Heading1"/>
+      </w:pPr>
+      <w:r>
+        <w:t>Reader Guide</w:t>
+      </w:r>
+    </w:p>
+    <w:p>
+      <w:pPr>
+        <w:pStyle w:val="ListBullet"/>
+      </w:pPr>
+      <w:r>
+        <w:t>Managers should start with Final System Documentation, then System Architecture Report, then the limitations sections.</w:t>
+      </w:r>
+    </w:p>
+    <w:p>
+      <w:pPr>
+        <w:pStyle w:val="ListBullet"/>
+      </w:pPr>
+      <w:r>
+        <w:t>Technical reviewers should read Software Design Documentation, Energy Management System Reports and KPI Reports, and Docker Deployment Report.</w:t>
+      </w:r>
+    </w:p>
+    <w:p>
+      <w:pPr>
+        <w:pStyle w:val="ListBullet"/>
+      </w:pPr>
+      <w:r>
+        <w:t>Assistant/voice reviewers should read Skill Documentation and the OVOS integration sections in the architecture report.</w:t>
+      </w:r>
+    </w:p>
+    <w:p>
+      <w:pPr>
+        <w:pStyle w:val="ListBullet"/>
+      </w:pPr>
+      <w:r>
+        <w:t>Operators should use Docker Deployment Report together with setup.sh, verify.sh, docker-compose.yml, and .env.example.</w:t>
+      </w:r>
+    </w:p>
+    <w:p>
+      <w:pPr>
+        <w:pStyle w:val="ListBullet"/>
+      </w:pPr>
+      <w:r>
+        <w:t>External partners should treat evidence references as the traceability map for major technical claims.</w:t>
+      </w:r>
+    </w:p>
+    <w:p>
+      <w:pPr>
+        <w:pStyle w:val="Heading1"/>
+      </w:pPr>
+      <w:r>
+        <w:t>Quick-Start Summary</w:t>
+      </w:r>
+    </w:p>
+    <w:p>
+      <w:r>
+        <w:t>This quick-start summarizes the handover path. It does not replace the deployment report or the live verification scripts.</w:t>
+      </w:r>
+    </w:p>
+    <w:tbl>
+      <w:tblPr>
+        <w:tblStyle w:val="TableGrid"/>
+        <w:tblW w:type="auto" w:w="0"/>
+        <w:jc w:val="center"/>
+        <w:tblLook w:firstColumn="1" w:firstRow="1" w:lastColumn="0" w:lastRow="0" w:noHBand="0" w:noVBand="1" w:val="04A0"/>
+      </w:tblPr>
+      <w:tblGrid>
+        <w:gridCol w:w="3552"/>
+        <w:gridCol w:w="3552"/>
+        <w:gridCol w:w="3552"/>
+      </w:tblGrid>
+      <w:tr>
+        <w:trPr>
+          <w:tblHeader w:val="true"/>
+          <w:cantSplit/>
+        </w:trPr>
+        <w:tc>
+          <w:tcPr>
+            <w:tcW w:type="dxa" w:w="3552"/>
+            <w:vAlign w:val="top"/>
+            <w:shd w:fill="D9EAF7"/>
+          </w:tcPr>
+          <w:p>
+            <w:r/>
+            <w:r>
+              <w:rPr>
+                <w:b/>
+                <w:sz w:val="17"/>
+              </w:rPr>
+              <w:t>Step</w:t>
+            </w:r>
+          </w:p>
+        </w:tc>
+        <w:tc>
+          <w:tcPr>
+            <w:tcW w:type="dxa" w:w="3552"/>
+            <w:vAlign w:val="top"/>
+            <w:shd w:fill="D9EAF7"/>
+          </w:tcPr>
+          <w:p>
+            <w:r/>
+            <w:r>
+              <w:rPr>
+                <w:b/>
+                <w:sz w:val="17"/>
+              </w:rPr>
+              <w:t>Action</w:t>
+            </w:r>
+          </w:p>
+        </w:tc>
+        <w:tc>
+          <w:tcPr>
+            <w:tcW w:type="dxa" w:w="3552"/>
+            <w:vAlign w:val="top"/>
+            <w:shd w:fill="D9EAF7"/>
+          </w:tcPr>
+          <w:p>
+            <w:r/>
+            <w:r>
+              <w:rPr>
+                <w:b/>
+                <w:sz w:val="17"/>
+              </w:rPr>
+              <w:t>Outcome</w:t>
+            </w:r>
+          </w:p>
+        </w:tc>
+      </w:tr>
+      <w:tr>
+        <w:trPr>
+          <w:cantSplit/>
+        </w:trPr>
+        <w:tc>
+          <w:tcPr>
+            <w:tcW w:type="dxa" w:w="3552"/>
+            <w:vAlign w:val="top"/>
+          </w:tcPr>
+          <w:p>
+            <w:r/>
+            <w:r>
+              <w:rPr>
+                <w:b w:val="0"/>
+                <w:sz w:val="17"/>
+              </w:rPr>
+              <w:t>1</w:t>
+            </w:r>
+          </w:p>
+        </w:tc>
+        <w:tc>
+          <w:tcPr>
+            <w:tcW w:type="dxa" w:w="3552"/>
+            <w:vAlign w:val="top"/>
+          </w:tcPr>
+          <w:p>
+            <w:r/>
+            <w:r>
+              <w:rPr>
+                <w:b w:val="0"/>
+                <w:sz w:val="17"/>
+              </w:rPr>
+              <w:t>Review .env.example and run ./setup.sh with the target server host/IP if needed.</w:t>
+            </w:r>
+          </w:p>
+        </w:tc>
+        <w:tc>
+          <w:tcPr>
+            <w:tcW w:type="dxa" w:w="3552"/>
+            <w:vAlign w:val="top"/>
+          </w:tcPr>
+          <w:p>
+            <w:r/>
+            <w:r>
+              <w:rPr>
+                <w:b w:val="0"/>
+                <w:sz w:val="17"/>
+              </w:rPr>
+              <w:t>.env is created locally and first-run secrets are generated.</w:t>
+            </w:r>
+          </w:p>
+        </w:tc>
+      </w:tr>
+      <w:tr>
+        <w:trPr>
+          <w:cantSplit/>
+        </w:trPr>
+        <w:tc>
+          <w:tcPr>
+            <w:tcW w:type="dxa" w:w="3552"/>
+            <w:vAlign w:val="top"/>
+          </w:tcPr>
+          <w:p>
+            <w:r/>
+            <w:r>
+              <w:rPr>
+                <w:b w:val="0"/>
+                <w:sz w:val="17"/>
+              </w:rPr>
+              <w:t>2</w:t>
+            </w:r>
+          </w:p>
+        </w:tc>
+        <w:tc>
+          <w:tcPr>
+            <w:tcW w:type="dxa" w:w="3552"/>
+            <w:vAlign w:val="top"/>
+          </w:tcPr>
+          <w:p>
+            <w:r/>
+            <w:r>
+              <w:rPr>
+                <w:b w:val="0"/>
+                <w:sz w:val="17"/>
+              </w:rPr>
+              <w:t>Run or confirm docker compose config --quiet.</w:t>
+            </w:r>
+          </w:p>
+        </w:tc>
+        <w:tc>
+          <w:tcPr>
+            <w:tcW w:type="dxa" w:w="3552"/>
+            <w:vAlign w:val="top"/>
+          </w:tcPr>
+          <w:p>
+            <w:r/>
+            <w:r>
+              <w:rPr>
+                <w:b w:val="0"/>
+                <w:sz w:val="17"/>
+              </w:rPr>
+              <w:t>Compose syntax and interpolation are valid.</w:t>
+            </w:r>
+          </w:p>
+        </w:tc>
+      </w:tr>
+      <w:tr>
+        <w:trPr>
+          <w:cantSplit/>
+        </w:trPr>
+        <w:tc>
+          <w:tcPr>
+            <w:tcW w:type="dxa" w:w="3552"/>
+            <w:vAlign w:val="top"/>
+          </w:tcPr>
+          <w:p>
+            <w:r/>
+            <w:r>
+              <w:rPr>
+                <w:b w:val="0"/>
+                <w:sz w:val="17"/>
+              </w:rPr>
+              <w:t>3</w:t>
+            </w:r>
+          </w:p>
+        </w:tc>
+        <w:tc>
+          <w:tcPr>
+            <w:tcW w:type="dxa" w:w="3552"/>
+            <w:vAlign w:val="top"/>
+          </w:tcPr>
+          <w:p>
+            <w:r/>
+            <w:r>
+              <w:rPr>
+                <w:b w:val="0"/>
+                <w:sz w:val="17"/>
+              </w:rPr>
+              <w:t>Start the stack through setup.sh or docker compose up -d.</w:t>
+            </w:r>
+          </w:p>
+        </w:tc>
+        <w:tc>
+          <w:tcPr>
+            <w:tcW w:type="dxa" w:w="3552"/>
+            <w:vAlign w:val="top"/>
+          </w:tcPr>
+          <w:p>
+            <w:r/>
+            <w:r>
+              <w:rPr>
+                <w:b w:val="0"/>
+                <w:sz w:val="17"/>
+              </w:rPr>
+              <w:t>HumanEnerDIA services start on the configured network and ports.</w:t>
+            </w:r>
+          </w:p>
+        </w:tc>
+      </w:tr>
+      <w:tr>
+        <w:trPr>
+          <w:cantSplit/>
+        </w:trPr>
+        <w:tc>
+          <w:tcPr>
+            <w:tcW w:type="dxa" w:w="3552"/>
+            <w:vAlign w:val="top"/>
+          </w:tcPr>
+          <w:p>
+            <w:r/>
+            <w:r>
+              <w:rPr>
+                <w:b w:val="0"/>
+                <w:sz w:val="17"/>
+              </w:rPr>
+              <w:t>4</w:t>
+            </w:r>
+          </w:p>
+        </w:tc>
+        <w:tc>
+          <w:tcPr>
+            <w:tcW w:type="dxa" w:w="3552"/>
+            <w:vAlign w:val="top"/>
+          </w:tcPr>
+          <w:p>
+            <w:r/>
+            <w:r>
+              <w:rPr>
+                <w:b w:val="0"/>
+                <w:sz w:val="17"/>
+              </w:rPr>
+              <w:t>Run docker compose ps and health checks.</w:t>
+            </w:r>
+          </w:p>
+        </w:tc>
+        <w:tc>
+          <w:tcPr>
+            <w:tcW w:type="dxa" w:w="3552"/>
+            <w:vAlign w:val="top"/>
+          </w:tcPr>
+          <w:p>
+            <w:r/>
+            <w:r>
+              <w:rPr>
+                <w:b w:val="0"/>
+                <w:sz w:val="17"/>
+              </w:rPr>
+              <w:t>Container status and basic service health are visible.</w:t>
+            </w:r>
+          </w:p>
+        </w:tc>
+      </w:tr>
+      <w:tr>
+        <w:trPr>
+          <w:cantSplit/>
+        </w:trPr>
+        <w:tc>
+          <w:tcPr>
+            <w:tcW w:type="dxa" w:w="3552"/>
+            <w:vAlign w:val="top"/>
+          </w:tcPr>
+          <w:p>
+            <w:pPr>
+              <w:keepNext/>
+            </w:pPr>
+            <w:r/>
+            <w:r>
+              <w:rPr>
+                <w:b w:val="0"/>
+                <w:sz w:val="17"/>
+              </w:rPr>
+              <w:t>5</w:t>
+            </w:r>
+          </w:p>
+        </w:tc>
+        <w:tc>
+          <w:tcPr>
+            <w:tcW w:type="dxa" w:w="3552"/>
+            <w:vAlign w:val="top"/>
+          </w:tcPr>
+          <w:p>
+            <w:pPr>
+              <w:keepNext/>
+            </w:pPr>
+            <w:r/>
+            <w:r>
+              <w:rPr>
+                <w:b w:val="0"/>
+                <w:sz w:val="17"/>
+              </w:rPr>
+              <w:t>Run verify.sh when services are running.</w:t>
+            </w:r>
+          </w:p>
+        </w:tc>
+        <w:tc>
+          <w:tcPr>
+            <w:tcW w:type="dxa" w:w="3552"/>
+            <w:vAlign w:val="top"/>
+          </w:tcPr>
+          <w:p>
+            <w:pPr>
+              <w:keepNext/>
+            </w:pPr>
+            <w:r/>
+            <w:r>
+              <w:rPr>
+                <w:b w:val="0"/>
+                <w:sz w:val="17"/>
+              </w:rPr>
+              <w:t>Gateway, analytics, and optional OVOS live checks are performed.</w:t>
+            </w:r>
+          </w:p>
+        </w:tc>
+      </w:tr>
+      <w:tr>
+        <w:trPr>
+          <w:cantSplit/>
+        </w:trPr>
+        <w:tc>
+          <w:tcPr>
+            <w:tcW w:type="dxa" w:w="3552"/>
+            <w:vAlign w:val="top"/>
+          </w:tcPr>
+          <w:p>
+            <w:r/>
+            <w:r>
+              <w:rPr>
+                <w:b w:val="0"/>
+                <w:sz w:val="17"/>
+              </w:rPr>
+              <w:t>6</w:t>
+            </w:r>
+          </w:p>
+        </w:tc>
+        <w:tc>
+          <w:tcPr>
+            <w:tcW w:type="dxa" w:w="3552"/>
+            <w:vAlign w:val="top"/>
+          </w:tcPr>
+          <w:p>
+            <w:r/>
+            <w:r>
+              <w:rPr>
+                <w:b w:val="0"/>
+                <w:sz w:val="17"/>
+              </w:rPr>
+              <w:t>Open portal, Grafana, analytics UI/API docs, and assistant endpoints as needed.</w:t>
+            </w:r>
+          </w:p>
+        </w:tc>
+        <w:tc>
+          <w:tcPr>
+            <w:tcW w:type="dxa" w:w="3552"/>
+            <w:vAlign w:val="top"/>
+          </w:tcPr>
+          <w:p>
+            <w:r/>
+            <w:r>
+              <w:rPr>
+                <w:b w:val="0"/>
+                <w:sz w:val="17"/>
+              </w:rPr>
+              <w:t>Stakeholder/demo access points are ready for review.</w:t>
+            </w:r>
+          </w:p>
+        </w:tc>
+      </w:tr>
+    </w:tbl>
+    <w:p/>
     <w:p>
       <w:pPr>
         <w:pStyle w:val="Heading1"/>
@@ -371,7 +1448,7 @@
     </w:p>
     <w:p>
       <w:r>
-        <w:t>For a local or evaluation deployment, use the guided setup script from the repository or extracted release bundle. For remote browser access, pass a server host or IP so generated URLs match the expected access path. Generated credentials are stored in .env and must be kept private.</w:t>
+        <w:t>For a local or evaluation deployment, use the guided setup script from the production repository checkout or approved delivery bundle. For remote browser access, pass a server host or IP so generated URLs match the expected access path. Generated credentials are stored in .env and must be kept private.</w:t>
       </w:r>
     </w:p>
     <w:tbl>
@@ -382,17 +1459,18 @@
         <w:tblLook w:firstColumn="1" w:firstRow="1" w:lastColumn="0" w:lastRow="0" w:noHBand="0" w:noVBand="1" w:val="04A0"/>
       </w:tblPr>
       <w:tblGrid>
-        <w:gridCol w:w="3456"/>
-        <w:gridCol w:w="3456"/>
-        <w:gridCol w:w="3456"/>
+        <w:gridCol w:w="3552"/>
+        <w:gridCol w:w="3552"/>
+        <w:gridCol w:w="3552"/>
       </w:tblGrid>
       <w:tr>
         <w:trPr>
           <w:tblHeader w:val="true"/>
+          <w:cantSplit/>
         </w:trPr>
         <w:tc>
           <w:tcPr>
-            <w:tcW w:type="dxa" w:w="3456"/>
+            <w:tcW w:type="dxa" w:w="3552"/>
             <w:vAlign w:val="top"/>
             <w:shd w:fill="D9EAF7"/>
           </w:tcPr>
@@ -409,7 +1487,7 @@
         </w:tc>
         <w:tc>
           <w:tcPr>
-            <w:tcW w:type="dxa" w:w="3456"/>
+            <w:tcW w:type="dxa" w:w="3552"/>
             <w:vAlign w:val="top"/>
             <w:shd w:fill="D9EAF7"/>
           </w:tcPr>
@@ -426,7 +1504,7 @@
         </w:tc>
         <w:tc>
           <w:tcPr>
-            <w:tcW w:type="dxa" w:w="3456"/>
+            <w:tcW w:type="dxa" w:w="3552"/>
             <w:vAlign w:val="top"/>
             <w:shd w:fill="D9EAF7"/>
           </w:tcPr>
@@ -443,9 +1521,12 @@
         </w:tc>
       </w:tr>
       <w:tr>
+        <w:trPr>
+          <w:cantSplit/>
+        </w:trPr>
         <w:tc>
           <w:tcPr>
-            <w:tcW w:type="dxa" w:w="3456"/>
+            <w:tcW w:type="dxa" w:w="3552"/>
             <w:vAlign w:val="top"/>
           </w:tcPr>
           <w:p>
@@ -461,7 +1542,7 @@
         </w:tc>
         <w:tc>
           <w:tcPr>
-            <w:tcW w:type="dxa" w:w="3456"/>
+            <w:tcW w:type="dxa" w:w="3552"/>
             <w:vAlign w:val="top"/>
           </w:tcPr>
           <w:p>
@@ -477,7 +1558,7 @@
         </w:tc>
         <w:tc>
           <w:tcPr>
-            <w:tcW w:type="dxa" w:w="3456"/>
+            <w:tcW w:type="dxa" w:w="3552"/>
             <w:vAlign w:val="top"/>
           </w:tcPr>
           <w:p>
@@ -493,9 +1574,12 @@
         </w:tc>
       </w:tr>
       <w:tr>
+        <w:trPr>
+          <w:cantSplit/>
+        </w:trPr>
         <w:tc>
           <w:tcPr>
-            <w:tcW w:type="dxa" w:w="3456"/>
+            <w:tcW w:type="dxa" w:w="3552"/>
             <w:vAlign w:val="top"/>
           </w:tcPr>
           <w:p>
@@ -511,7 +1595,7 @@
         </w:tc>
         <w:tc>
           <w:tcPr>
-            <w:tcW w:type="dxa" w:w="3456"/>
+            <w:tcW w:type="dxa" w:w="3552"/>
             <w:vAlign w:val="top"/>
           </w:tcPr>
           <w:p>
@@ -527,7 +1611,7 @@
         </w:tc>
         <w:tc>
           <w:tcPr>
-            <w:tcW w:type="dxa" w:w="3456"/>
+            <w:tcW w:type="dxa" w:w="3552"/>
             <w:vAlign w:val="top"/>
           </w:tcPr>
           <w:p>
@@ -543,9 +1627,12 @@
         </w:tc>
       </w:tr>
       <w:tr>
+        <w:trPr>
+          <w:cantSplit/>
+        </w:trPr>
         <w:tc>
           <w:tcPr>
-            <w:tcW w:type="dxa" w:w="3456"/>
+            <w:tcW w:type="dxa" w:w="3552"/>
             <w:vAlign w:val="top"/>
           </w:tcPr>
           <w:p>
@@ -561,7 +1648,7 @@
         </w:tc>
         <w:tc>
           <w:tcPr>
-            <w:tcW w:type="dxa" w:w="3456"/>
+            <w:tcW w:type="dxa" w:w="3552"/>
             <w:vAlign w:val="top"/>
           </w:tcPr>
           <w:p>
@@ -577,7 +1664,7 @@
         </w:tc>
         <w:tc>
           <w:tcPr>
-            <w:tcW w:type="dxa" w:w="3456"/>
+            <w:tcW w:type="dxa" w:w="3552"/>
             <w:vAlign w:val="top"/>
           </w:tcPr>
           <w:p>
@@ -593,9 +1680,12 @@
         </w:tc>
       </w:tr>
       <w:tr>
+        <w:trPr>
+          <w:cantSplit/>
+        </w:trPr>
         <w:tc>
           <w:tcPr>
-            <w:tcW w:type="dxa" w:w="3456"/>
+            <w:tcW w:type="dxa" w:w="3552"/>
             <w:vAlign w:val="top"/>
           </w:tcPr>
           <w:p>
@@ -611,7 +1701,7 @@
         </w:tc>
         <w:tc>
           <w:tcPr>
-            <w:tcW w:type="dxa" w:w="3456"/>
+            <w:tcW w:type="dxa" w:w="3552"/>
             <w:vAlign w:val="top"/>
           </w:tcPr>
           <w:p>
@@ -627,7 +1717,7 @@
         </w:tc>
         <w:tc>
           <w:tcPr>
-            <w:tcW w:type="dxa" w:w="3456"/>
+            <w:tcW w:type="dxa" w:w="3552"/>
             <w:vAlign w:val="top"/>
           </w:tcPr>
           <w:p>
@@ -643,9 +1733,12 @@
         </w:tc>
       </w:tr>
       <w:tr>
+        <w:trPr>
+          <w:cantSplit/>
+        </w:trPr>
         <w:tc>
           <w:tcPr>
-            <w:tcW w:type="dxa" w:w="3456"/>
+            <w:tcW w:type="dxa" w:w="3552"/>
             <w:vAlign w:val="top"/>
           </w:tcPr>
           <w:p>
@@ -661,7 +1754,7 @@
         </w:tc>
         <w:tc>
           <w:tcPr>
-            <w:tcW w:type="dxa" w:w="3456"/>
+            <w:tcW w:type="dxa" w:w="3552"/>
             <w:vAlign w:val="top"/>
           </w:tcPr>
           <w:p>
@@ -677,7 +1770,7 @@
         </w:tc>
         <w:tc>
           <w:tcPr>
-            <w:tcW w:type="dxa" w:w="3456"/>
+            <w:tcW w:type="dxa" w:w="3552"/>
             <w:vAlign w:val="top"/>
           </w:tcPr>
           <w:p>
@@ -693,12 +1786,18 @@
         </w:tc>
       </w:tr>
       <w:tr>
+        <w:trPr>
+          <w:cantSplit/>
+        </w:trPr>
         <w:tc>
           <w:tcPr>
-            <w:tcW w:type="dxa" w:w="3456"/>
+            <w:tcW w:type="dxa" w:w="3552"/>
             <w:vAlign w:val="top"/>
           </w:tcPr>
           <w:p>
+            <w:pPr>
+              <w:keepNext/>
+            </w:pPr>
             <w:r/>
             <w:r>
               <w:rPr>
@@ -711,10 +1810,13 @@
         </w:tc>
         <w:tc>
           <w:tcPr>
-            <w:tcW w:type="dxa" w:w="3456"/>
+            <w:tcW w:type="dxa" w:w="3552"/>
             <w:vAlign w:val="top"/>
           </w:tcPr>
           <w:p>
+            <w:pPr>
+              <w:keepNext/>
+            </w:pPr>
             <w:r/>
             <w:r>
               <w:rPr>
@@ -727,10 +1829,13 @@
         </w:tc>
         <w:tc>
           <w:tcPr>
-            <w:tcW w:type="dxa" w:w="3456"/>
+            <w:tcW w:type="dxa" w:w="3552"/>
             <w:vAlign w:val="top"/>
           </w:tcPr>
           <w:p>
+            <w:pPr>
+              <w:keepNext/>
+            </w:pPr>
             <w:r/>
             <w:r>
               <w:rPr>
@@ -743,9 +1848,12 @@
         </w:tc>
       </w:tr>
       <w:tr>
+        <w:trPr>
+          <w:cantSplit/>
+        </w:trPr>
         <w:tc>
           <w:tcPr>
-            <w:tcW w:type="dxa" w:w="3456"/>
+            <w:tcW w:type="dxa" w:w="3552"/>
             <w:vAlign w:val="top"/>
           </w:tcPr>
           <w:p>
@@ -761,7 +1869,7 @@
         </w:tc>
         <w:tc>
           <w:tcPr>
-            <w:tcW w:type="dxa" w:w="3456"/>
+            <w:tcW w:type="dxa" w:w="3552"/>
             <w:vAlign w:val="top"/>
           </w:tcPr>
           <w:p>
@@ -777,7 +1885,7 @@
         </w:tc>
         <w:tc>
           <w:tcPr>
-            <w:tcW w:type="dxa" w:w="3456"/>
+            <w:tcW w:type="dxa" w:w="3552"/>
             <w:vAlign w:val="top"/>
           </w:tcPr>
           <w:p>
@@ -787,7 +1895,7 @@
                 <w:b w:val="0"/>
                 <w:sz w:val="17"/>
               </w:rPr>
-              <w:t>Available when the separate OVOS-EnMS stack or release-bundle component is deployed</w:t>
+              <w:t>Available when the separate OVOS-EnMS runtime is deployed</w:t>
             </w:r>
           </w:p>
         </w:tc>
@@ -810,17 +1918,18 @@
         <w:tblLook w:firstColumn="1" w:firstRow="1" w:lastColumn="0" w:lastRow="0" w:noHBand="0" w:noVBand="1" w:val="04A0"/>
       </w:tblPr>
       <w:tblGrid>
-        <w:gridCol w:w="3456"/>
-        <w:gridCol w:w="3456"/>
-        <w:gridCol w:w="3456"/>
+        <w:gridCol w:w="3552"/>
+        <w:gridCol w:w="3552"/>
+        <w:gridCol w:w="3552"/>
       </w:tblGrid>
       <w:tr>
         <w:trPr>
           <w:tblHeader w:val="true"/>
+          <w:cantSplit/>
         </w:trPr>
         <w:tc>
           <w:tcPr>
-            <w:tcW w:type="dxa" w:w="3456"/>
+            <w:tcW w:type="dxa" w:w="3552"/>
             <w:vAlign w:val="top"/>
             <w:shd w:fill="D9EAF7"/>
           </w:tcPr>
@@ -837,7 +1946,7 @@
         </w:tc>
         <w:tc>
           <w:tcPr>
-            <w:tcW w:type="dxa" w:w="3456"/>
+            <w:tcW w:type="dxa" w:w="3552"/>
             <w:vAlign w:val="top"/>
             <w:shd w:fill="D9EAF7"/>
           </w:tcPr>
@@ -854,7 +1963,7 @@
         </w:tc>
         <w:tc>
           <w:tcPr>
-            <w:tcW w:type="dxa" w:w="3456"/>
+            <w:tcW w:type="dxa" w:w="3552"/>
             <w:vAlign w:val="top"/>
             <w:shd w:fill="D9EAF7"/>
           </w:tcPr>
@@ -871,9 +1980,12 @@
         </w:tc>
       </w:tr>
       <w:tr>
+        <w:trPr>
+          <w:cantSplit/>
+        </w:trPr>
         <w:tc>
           <w:tcPr>
-            <w:tcW w:type="dxa" w:w="3456"/>
+            <w:tcW w:type="dxa" w:w="3552"/>
             <w:vAlign w:val="top"/>
           </w:tcPr>
           <w:p>
@@ -889,7 +2001,7 @@
         </w:tc>
         <w:tc>
           <w:tcPr>
-            <w:tcW w:type="dxa" w:w="3456"/>
+            <w:tcW w:type="dxa" w:w="3552"/>
             <w:vAlign w:val="top"/>
           </w:tcPr>
           <w:p>
@@ -905,7 +2017,7 @@
         </w:tc>
         <w:tc>
           <w:tcPr>
-            <w:tcW w:type="dxa" w:w="3456"/>
+            <w:tcW w:type="dxa" w:w="3552"/>
             <w:vAlign w:val="top"/>
           </w:tcPr>
           <w:p>
@@ -921,9 +2033,12 @@
         </w:tc>
       </w:tr>
       <w:tr>
+        <w:trPr>
+          <w:cantSplit/>
+        </w:trPr>
         <w:tc>
           <w:tcPr>
-            <w:tcW w:type="dxa" w:w="3456"/>
+            <w:tcW w:type="dxa" w:w="3552"/>
             <w:vAlign w:val="top"/>
           </w:tcPr>
           <w:p>
@@ -939,7 +2054,7 @@
         </w:tc>
         <w:tc>
           <w:tcPr>
-            <w:tcW w:type="dxa" w:w="3456"/>
+            <w:tcW w:type="dxa" w:w="3552"/>
             <w:vAlign w:val="top"/>
           </w:tcPr>
           <w:p>
@@ -955,7 +2070,7 @@
         </w:tc>
         <w:tc>
           <w:tcPr>
-            <w:tcW w:type="dxa" w:w="3456"/>
+            <w:tcW w:type="dxa" w:w="3552"/>
             <w:vAlign w:val="top"/>
           </w:tcPr>
           <w:p>
@@ -971,9 +2086,12 @@
         </w:tc>
       </w:tr>
       <w:tr>
+        <w:trPr>
+          <w:cantSplit/>
+        </w:trPr>
         <w:tc>
           <w:tcPr>
-            <w:tcW w:type="dxa" w:w="3456"/>
+            <w:tcW w:type="dxa" w:w="3552"/>
             <w:vAlign w:val="top"/>
           </w:tcPr>
           <w:p>
@@ -989,7 +2107,7 @@
         </w:tc>
         <w:tc>
           <w:tcPr>
-            <w:tcW w:type="dxa" w:w="3456"/>
+            <w:tcW w:type="dxa" w:w="3552"/>
             <w:vAlign w:val="top"/>
           </w:tcPr>
           <w:p>
@@ -1005,7 +2123,7 @@
         </w:tc>
         <w:tc>
           <w:tcPr>
-            <w:tcW w:type="dxa" w:w="3456"/>
+            <w:tcW w:type="dxa" w:w="3552"/>
             <w:vAlign w:val="top"/>
           </w:tcPr>
           <w:p>
@@ -1021,9 +2139,12 @@
         </w:tc>
       </w:tr>
       <w:tr>
+        <w:trPr>
+          <w:cantSplit/>
+        </w:trPr>
         <w:tc>
           <w:tcPr>
-            <w:tcW w:type="dxa" w:w="3456"/>
+            <w:tcW w:type="dxa" w:w="3552"/>
             <w:vAlign w:val="top"/>
           </w:tcPr>
           <w:p>
@@ -1039,7 +2160,7 @@
         </w:tc>
         <w:tc>
           <w:tcPr>
-            <w:tcW w:type="dxa" w:w="3456"/>
+            <w:tcW w:type="dxa" w:w="3552"/>
             <w:vAlign w:val="top"/>
           </w:tcPr>
           <w:p>
@@ -1055,7 +2176,7 @@
         </w:tc>
         <w:tc>
           <w:tcPr>
-            <w:tcW w:type="dxa" w:w="3456"/>
+            <w:tcW w:type="dxa" w:w="3552"/>
             <w:vAlign w:val="top"/>
           </w:tcPr>
           <w:p>
@@ -1071,9 +2192,12 @@
         </w:tc>
       </w:tr>
       <w:tr>
+        <w:trPr>
+          <w:cantSplit/>
+        </w:trPr>
         <w:tc>
           <w:tcPr>
-            <w:tcW w:type="dxa" w:w="3456"/>
+            <w:tcW w:type="dxa" w:w="3552"/>
             <w:vAlign w:val="top"/>
           </w:tcPr>
           <w:p>
@@ -1089,7 +2213,7 @@
         </w:tc>
         <w:tc>
           <w:tcPr>
-            <w:tcW w:type="dxa" w:w="3456"/>
+            <w:tcW w:type="dxa" w:w="3552"/>
             <w:vAlign w:val="top"/>
           </w:tcPr>
           <w:p>
@@ -1105,7 +2229,7 @@
         </w:tc>
         <w:tc>
           <w:tcPr>
-            <w:tcW w:type="dxa" w:w="3456"/>
+            <w:tcW w:type="dxa" w:w="3552"/>
             <w:vAlign w:val="top"/>
           </w:tcPr>
           <w:p>
@@ -1121,9 +2245,12 @@
         </w:tc>
       </w:tr>
       <w:tr>
+        <w:trPr>
+          <w:cantSplit/>
+        </w:trPr>
         <w:tc>
           <w:tcPr>
-            <w:tcW w:type="dxa" w:w="3456"/>
+            <w:tcW w:type="dxa" w:w="3552"/>
             <w:vAlign w:val="top"/>
           </w:tcPr>
           <w:p>
@@ -1139,7 +2266,7 @@
         </w:tc>
         <w:tc>
           <w:tcPr>
-            <w:tcW w:type="dxa" w:w="3456"/>
+            <w:tcW w:type="dxa" w:w="3552"/>
             <w:vAlign w:val="top"/>
           </w:tcPr>
           <w:p>
@@ -1155,7 +2282,7 @@
         </w:tc>
         <w:tc>
           <w:tcPr>
-            <w:tcW w:type="dxa" w:w="3456"/>
+            <w:tcW w:type="dxa" w:w="3552"/>
             <w:vAlign w:val="top"/>
           </w:tcPr>
           <w:p>
@@ -1171,12 +2298,18 @@
         </w:tc>
       </w:tr>
       <w:tr>
+        <w:trPr>
+          <w:cantSplit/>
+        </w:trPr>
         <w:tc>
           <w:tcPr>
-            <w:tcW w:type="dxa" w:w="3456"/>
+            <w:tcW w:type="dxa" w:w="3552"/>
             <w:vAlign w:val="top"/>
           </w:tcPr>
           <w:p>
+            <w:pPr>
+              <w:keepNext/>
+            </w:pPr>
             <w:r/>
             <w:r>
               <w:rPr>
@@ -1189,10 +2322,13 @@
         </w:tc>
         <w:tc>
           <w:tcPr>
-            <w:tcW w:type="dxa" w:w="3456"/>
+            <w:tcW w:type="dxa" w:w="3552"/>
             <w:vAlign w:val="top"/>
           </w:tcPr>
           <w:p>
+            <w:pPr>
+              <w:keepNext/>
+            </w:pPr>
             <w:r/>
             <w:r>
               <w:rPr>
@@ -1205,10 +2341,13 @@
         </w:tc>
         <w:tc>
           <w:tcPr>
-            <w:tcW w:type="dxa" w:w="3456"/>
+            <w:tcW w:type="dxa" w:w="3552"/>
             <w:vAlign w:val="top"/>
           </w:tcPr>
           <w:p>
+            <w:pPr>
+              <w:keepNext/>
+            </w:pPr>
             <w:r/>
             <w:r>
               <w:rPr>
@@ -1221,9 +2360,12 @@
         </w:tc>
       </w:tr>
       <w:tr>
+        <w:trPr>
+          <w:cantSplit/>
+        </w:trPr>
         <w:tc>
           <w:tcPr>
-            <w:tcW w:type="dxa" w:w="3456"/>
+            <w:tcW w:type="dxa" w:w="3552"/>
             <w:vAlign w:val="top"/>
           </w:tcPr>
           <w:p>
@@ -1239,7 +2381,7 @@
         </w:tc>
         <w:tc>
           <w:tcPr>
-            <w:tcW w:type="dxa" w:w="3456"/>
+            <w:tcW w:type="dxa" w:w="3552"/>
             <w:vAlign w:val="top"/>
           </w:tcPr>
           <w:p>
@@ -1255,7 +2397,7 @@
         </w:tc>
         <w:tc>
           <w:tcPr>
-            <w:tcW w:type="dxa" w:w="3456"/>
+            <w:tcW w:type="dxa" w:w="3552"/>
             <w:vAlign w:val="top"/>
           </w:tcPr>
           <w:p>
@@ -1354,16 +2496,17 @@
         <w:tblLook w:firstColumn="1" w:firstRow="1" w:lastColumn="0" w:lastRow="0" w:noHBand="0" w:noVBand="1" w:val="04A0"/>
       </w:tblPr>
       <w:tblGrid>
-        <w:gridCol w:w="5184"/>
-        <w:gridCol w:w="5184"/>
+        <w:gridCol w:w="5328"/>
+        <w:gridCol w:w="5328"/>
       </w:tblGrid>
       <w:tr>
         <w:trPr>
           <w:tblHeader w:val="true"/>
+          <w:cantSplit/>
         </w:trPr>
         <w:tc>
           <w:tcPr>
-            <w:tcW w:type="dxa" w:w="5184"/>
+            <w:tcW w:type="dxa" w:w="5328"/>
             <w:vAlign w:val="top"/>
             <w:shd w:fill="D9EAF7"/>
           </w:tcPr>
@@ -1380,7 +2523,7 @@
         </w:tc>
         <w:tc>
           <w:tcPr>
-            <w:tcW w:type="dxa" w:w="5184"/>
+            <w:tcW w:type="dxa" w:w="5328"/>
             <w:vAlign w:val="top"/>
             <w:shd w:fill="D9EAF7"/>
           </w:tcPr>
@@ -1397,9 +2540,12 @@
         </w:tc>
       </w:tr>
       <w:tr>
+        <w:trPr>
+          <w:cantSplit/>
+        </w:trPr>
         <w:tc>
           <w:tcPr>
-            <w:tcW w:type="dxa" w:w="5184"/>
+            <w:tcW w:type="dxa" w:w="5328"/>
             <w:vAlign w:val="top"/>
           </w:tcPr>
           <w:p>
@@ -1415,7 +2561,7 @@
         </w:tc>
         <w:tc>
           <w:tcPr>
-            <w:tcW w:type="dxa" w:w="5184"/>
+            <w:tcW w:type="dxa" w:w="5328"/>
             <w:vAlign w:val="top"/>
           </w:tcPr>
           <w:p>
@@ -1431,9 +2577,12 @@
         </w:tc>
       </w:tr>
       <w:tr>
+        <w:trPr>
+          <w:cantSplit/>
+        </w:trPr>
         <w:tc>
           <w:tcPr>
-            <w:tcW w:type="dxa" w:w="5184"/>
+            <w:tcW w:type="dxa" w:w="5328"/>
             <w:vAlign w:val="top"/>
           </w:tcPr>
           <w:p>
@@ -1449,7 +2598,7 @@
         </w:tc>
         <w:tc>
           <w:tcPr>
-            <w:tcW w:type="dxa" w:w="5184"/>
+            <w:tcW w:type="dxa" w:w="5328"/>
             <w:vAlign w:val="top"/>
           </w:tcPr>
           <w:p>
@@ -1465,12 +2614,18 @@
         </w:tc>
       </w:tr>
       <w:tr>
+        <w:trPr>
+          <w:cantSplit/>
+        </w:trPr>
         <w:tc>
           <w:tcPr>
-            <w:tcW w:type="dxa" w:w="5184"/>
+            <w:tcW w:type="dxa" w:w="5328"/>
             <w:vAlign w:val="top"/>
           </w:tcPr>
           <w:p>
+            <w:pPr>
+              <w:keepNext/>
+            </w:pPr>
             <w:r/>
             <w:r>
               <w:rPr>
@@ -1483,10 +2638,13 @@
         </w:tc>
         <w:tc>
           <w:tcPr>
-            <w:tcW w:type="dxa" w:w="5184"/>
+            <w:tcW w:type="dxa" w:w="5328"/>
             <w:vAlign w:val="top"/>
           </w:tcPr>
           <w:p>
+            <w:pPr>
+              <w:keepNext/>
+            </w:pPr>
             <w:r/>
             <w:r>
               <w:rPr>
@@ -1499,9 +2657,12 @@
         </w:tc>
       </w:tr>
       <w:tr>
+        <w:trPr>
+          <w:cantSplit/>
+        </w:trPr>
         <w:tc>
           <w:tcPr>
-            <w:tcW w:type="dxa" w:w="5184"/>
+            <w:tcW w:type="dxa" w:w="5328"/>
             <w:vAlign w:val="top"/>
           </w:tcPr>
           <w:p>
@@ -1517,7 +2678,7 @@
         </w:tc>
         <w:tc>
           <w:tcPr>
-            <w:tcW w:type="dxa" w:w="5184"/>
+            <w:tcW w:type="dxa" w:w="5328"/>
             <w:vAlign w:val="top"/>
           </w:tcPr>
           <w:p>
@@ -1555,16 +2716,17 @@
         <w:tblLook w:firstColumn="1" w:firstRow="1" w:lastColumn="0" w:lastRow="0" w:noHBand="0" w:noVBand="1" w:val="04A0"/>
       </w:tblPr>
       <w:tblGrid>
-        <w:gridCol w:w="5184"/>
-        <w:gridCol w:w="5184"/>
+        <w:gridCol w:w="5328"/>
+        <w:gridCol w:w="5328"/>
       </w:tblGrid>
       <w:tr>
         <w:trPr>
           <w:tblHeader w:val="true"/>
+          <w:cantSplit/>
         </w:trPr>
         <w:tc>
           <w:tcPr>
-            <w:tcW w:type="dxa" w:w="5184"/>
+            <w:tcW w:type="dxa" w:w="5328"/>
             <w:vAlign w:val="top"/>
             <w:shd w:fill="D9EAF7"/>
           </w:tcPr>
@@ -1581,7 +2743,7 @@
         </w:tc>
         <w:tc>
           <w:tcPr>
-            <w:tcW w:type="dxa" w:w="5184"/>
+            <w:tcW w:type="dxa" w:w="5328"/>
             <w:vAlign w:val="top"/>
             <w:shd w:fill="D9EAF7"/>
           </w:tcPr>
@@ -1598,9 +2760,12 @@
         </w:tc>
       </w:tr>
       <w:tr>
+        <w:trPr>
+          <w:cantSplit/>
+        </w:trPr>
         <w:tc>
           <w:tcPr>
-            <w:tcW w:type="dxa" w:w="5184"/>
+            <w:tcW w:type="dxa" w:w="5328"/>
             <w:vAlign w:val="top"/>
           </w:tcPr>
           <w:p>
@@ -1616,7 +2781,7 @@
         </w:tc>
         <w:tc>
           <w:tcPr>
-            <w:tcW w:type="dxa" w:w="5184"/>
+            <w:tcW w:type="dxa" w:w="5328"/>
             <w:vAlign w:val="top"/>
           </w:tcPr>
           <w:p>
@@ -1632,9 +2797,12 @@
         </w:tc>
       </w:tr>
       <w:tr>
+        <w:trPr>
+          <w:cantSplit/>
+        </w:trPr>
         <w:tc>
           <w:tcPr>
-            <w:tcW w:type="dxa" w:w="5184"/>
+            <w:tcW w:type="dxa" w:w="5328"/>
             <w:vAlign w:val="top"/>
           </w:tcPr>
           <w:p>
@@ -1650,7 +2818,7 @@
         </w:tc>
         <w:tc>
           <w:tcPr>
-            <w:tcW w:type="dxa" w:w="5184"/>
+            <w:tcW w:type="dxa" w:w="5328"/>
             <w:vAlign w:val="top"/>
           </w:tcPr>
           <w:p>
@@ -1666,9 +2834,12 @@
         </w:tc>
       </w:tr>
       <w:tr>
+        <w:trPr>
+          <w:cantSplit/>
+        </w:trPr>
         <w:tc>
           <w:tcPr>
-            <w:tcW w:type="dxa" w:w="5184"/>
+            <w:tcW w:type="dxa" w:w="5328"/>
             <w:vAlign w:val="top"/>
           </w:tcPr>
           <w:p>
@@ -1684,7 +2855,7 @@
         </w:tc>
         <w:tc>
           <w:tcPr>
-            <w:tcW w:type="dxa" w:w="5184"/>
+            <w:tcW w:type="dxa" w:w="5328"/>
             <w:vAlign w:val="top"/>
           </w:tcPr>
           <w:p>
@@ -1700,9 +2871,12 @@
         </w:tc>
       </w:tr>
       <w:tr>
+        <w:trPr>
+          <w:cantSplit/>
+        </w:trPr>
         <w:tc>
           <w:tcPr>
-            <w:tcW w:type="dxa" w:w="5184"/>
+            <w:tcW w:type="dxa" w:w="5328"/>
             <w:vAlign w:val="top"/>
           </w:tcPr>
           <w:p>
@@ -1718,7 +2892,7 @@
         </w:tc>
         <w:tc>
           <w:tcPr>
-            <w:tcW w:type="dxa" w:w="5184"/>
+            <w:tcW w:type="dxa" w:w="5328"/>
             <w:vAlign w:val="top"/>
           </w:tcPr>
           <w:p>
@@ -1734,12 +2908,18 @@
         </w:tc>
       </w:tr>
       <w:tr>
+        <w:trPr>
+          <w:cantSplit/>
+        </w:trPr>
         <w:tc>
           <w:tcPr>
-            <w:tcW w:type="dxa" w:w="5184"/>
+            <w:tcW w:type="dxa" w:w="5328"/>
             <w:vAlign w:val="top"/>
           </w:tcPr>
           <w:p>
+            <w:pPr>
+              <w:keepNext/>
+            </w:pPr>
             <w:r/>
             <w:r>
               <w:rPr>
@@ -1752,10 +2932,13 @@
         </w:tc>
         <w:tc>
           <w:tcPr>
-            <w:tcW w:type="dxa" w:w="5184"/>
+            <w:tcW w:type="dxa" w:w="5328"/>
             <w:vAlign w:val="top"/>
           </w:tcPr>
           <w:p>
+            <w:pPr>
+              <w:keepNext/>
+            </w:pPr>
             <w:r/>
             <w:r>
               <w:rPr>
@@ -1768,9 +2951,12 @@
         </w:tc>
       </w:tr>
       <w:tr>
+        <w:trPr>
+          <w:cantSplit/>
+        </w:trPr>
         <w:tc>
           <w:tcPr>
-            <w:tcW w:type="dxa" w:w="5184"/>
+            <w:tcW w:type="dxa" w:w="5328"/>
             <w:vAlign w:val="top"/>
           </w:tcPr>
           <w:p>
@@ -1786,7 +2972,7 @@
         </w:tc>
         <w:tc>
           <w:tcPr>
-            <w:tcW w:type="dxa" w:w="5184"/>
+            <w:tcW w:type="dxa" w:w="5328"/>
             <w:vAlign w:val="top"/>
           </w:tcPr>
           <w:p>
@@ -1816,7 +3002,7 @@
         <w:pStyle w:val="ListBullet"/>
       </w:pPr>
       <w:r>
-        <w:t>The full-stack release notes identify the HumanEnerDIA archive, SHA256 checksum, licensing notes, and embedded OVOS runtime/skill directory under ovos-stack.</w:t>
+        <w:t>The documentation package relies on the GitHub production source tree and the separate OVOS-EnMS repository, not on untracked local release artifacts.</w:t>
       </w:r>
     </w:p>
     <w:p>
@@ -1832,7 +3018,7 @@
         <w:pStyle w:val="ListBullet"/>
       </w:pPr>
       <w:r>
-        <w:t>The optional Qwen GGUF model is not bundled in the main release artifacts according to the release notes.</w:t>
+        <w:t>The optional Qwen GGUF model path and LLM fallback controls are documented from the OVOS-EnMS code/config; model availability must be verified in the deployed OVOS-EnMS runtime.</w:t>
       </w:r>
     </w:p>
     <w:p>
@@ -1843,6 +3029,594 @@
         <w:t>Runtime health must be verified on the actual target deployment before stakeholder demonstration or handover.</w:t>
       </w:r>
     </w:p>
+    <w:p>
+      <w:pPr>
+        <w:pStyle w:val="Heading1"/>
+      </w:pPr>
+      <w:r>
+        <w:t>Acceptance Checklist</w:t>
+      </w:r>
+    </w:p>
+    <w:p>
+      <w:r>
+        <w:t>The following checks define the final documentation package acceptance state for stakeholder review.</w:t>
+      </w:r>
+    </w:p>
+    <w:tbl>
+      <w:tblPr>
+        <w:tblStyle w:val="TableGrid"/>
+        <w:tblW w:type="auto" w:w="0"/>
+        <w:jc w:val="center"/>
+        <w:tblLook w:firstColumn="1" w:firstRow="1" w:lastColumn="0" w:lastRow="0" w:noHBand="0" w:noVBand="1" w:val="04A0"/>
+      </w:tblPr>
+      <w:tblGrid>
+        <w:gridCol w:w="5328"/>
+        <w:gridCol w:w="5328"/>
+      </w:tblGrid>
+      <w:tr>
+        <w:trPr>
+          <w:tblHeader w:val="true"/>
+          <w:cantSplit/>
+        </w:trPr>
+        <w:tc>
+          <w:tcPr>
+            <w:tcW w:type="dxa" w:w="5328"/>
+            <w:vAlign w:val="top"/>
+            <w:shd w:fill="D9EAF7"/>
+          </w:tcPr>
+          <w:p>
+            <w:r/>
+            <w:r>
+              <w:rPr>
+                <w:b/>
+                <w:sz w:val="17"/>
+              </w:rPr>
+              <w:t>Check</w:t>
+            </w:r>
+          </w:p>
+        </w:tc>
+        <w:tc>
+          <w:tcPr>
+            <w:tcW w:type="dxa" w:w="5328"/>
+            <w:vAlign w:val="top"/>
+            <w:shd w:fill="D9EAF7"/>
+          </w:tcPr>
+          <w:p>
+            <w:r/>
+            <w:r>
+              <w:rPr>
+                <w:b/>
+                <w:sz w:val="17"/>
+              </w:rPr>
+              <w:t>Expected result</w:t>
+            </w:r>
+          </w:p>
+        </w:tc>
+      </w:tr>
+      <w:tr>
+        <w:trPr>
+          <w:cantSplit/>
+        </w:trPr>
+        <w:tc>
+          <w:tcPr>
+            <w:tcW w:type="dxa" w:w="5328"/>
+            <w:vAlign w:val="top"/>
+          </w:tcPr>
+          <w:p>
+            <w:r/>
+            <w:r>
+              <w:rPr>
+                <w:b w:val="0"/>
+                <w:sz w:val="17"/>
+              </w:rPr>
+              <w:t>Documentation files exist</w:t>
+            </w:r>
+          </w:p>
+        </w:tc>
+        <w:tc>
+          <w:tcPr>
+            <w:tcW w:type="dxa" w:w="5328"/>
+            <w:vAlign w:val="top"/>
+          </w:tcPr>
+          <w:p>
+            <w:r/>
+            <w:r>
+              <w:rPr>
+                <w:b w:val="0"/>
+                <w:sz w:val="17"/>
+              </w:rPr>
+              <w:t>All six required DOCX files are present under docs/final-delivery/.</w:t>
+            </w:r>
+          </w:p>
+        </w:tc>
+      </w:tr>
+      <w:tr>
+        <w:trPr>
+          <w:cantSplit/>
+        </w:trPr>
+        <w:tc>
+          <w:tcPr>
+            <w:tcW w:type="dxa" w:w="5328"/>
+            <w:vAlign w:val="top"/>
+          </w:tcPr>
+          <w:p>
+            <w:r/>
+            <w:r>
+              <w:rPr>
+                <w:b w:val="0"/>
+                <w:sz w:val="17"/>
+              </w:rPr>
+              <w:t>Source alignment</w:t>
+            </w:r>
+          </w:p>
+        </w:tc>
+        <w:tc>
+          <w:tcPr>
+            <w:tcW w:type="dxa" w:w="5328"/>
+            <w:vAlign w:val="top"/>
+          </w:tcPr>
+          <w:p>
+            <w:r/>
+            <w:r>
+              <w:rPr>
+                <w:b w:val="0"/>
+                <w:sz w:val="17"/>
+              </w:rPr>
+              <w:t>No references to untracked release artifacts, missing release scripts, absent Compose services, or local absolute paths.</w:t>
+            </w:r>
+          </w:p>
+        </w:tc>
+      </w:tr>
+      <w:tr>
+        <w:trPr>
+          <w:cantSplit/>
+        </w:trPr>
+        <w:tc>
+          <w:tcPr>
+            <w:tcW w:type="dxa" w:w="5328"/>
+            <w:vAlign w:val="top"/>
+          </w:tcPr>
+          <w:p>
+            <w:r/>
+            <w:r>
+              <w:rPr>
+                <w:b w:val="0"/>
+                <w:sz w:val="17"/>
+              </w:rPr>
+              <w:t>Compose validation</w:t>
+            </w:r>
+          </w:p>
+        </w:tc>
+        <w:tc>
+          <w:tcPr>
+            <w:tcW w:type="dxa" w:w="5328"/>
+            <w:vAlign w:val="top"/>
+          </w:tcPr>
+          <w:p>
+            <w:r/>
+            <w:r>
+              <w:rPr>
+                <w:b w:val="0"/>
+                <w:sz w:val="17"/>
+              </w:rPr>
+              <w:t>docker compose config --quiet passes for HumanEnerDIA production; OVOS-EnMS Compose validates separately.</w:t>
+            </w:r>
+          </w:p>
+        </w:tc>
+      </w:tr>
+      <w:tr>
+        <w:trPr>
+          <w:cantSplit/>
+        </w:trPr>
+        <w:tc>
+          <w:tcPr>
+            <w:tcW w:type="dxa" w:w="5328"/>
+            <w:vAlign w:val="top"/>
+          </w:tcPr>
+          <w:p>
+            <w:r/>
+            <w:r>
+              <w:rPr>
+                <w:b w:val="0"/>
+                <w:sz w:val="17"/>
+              </w:rPr>
+              <w:t>DOCX integrity</w:t>
+            </w:r>
+          </w:p>
+        </w:tc>
+        <w:tc>
+          <w:tcPr>
+            <w:tcW w:type="dxa" w:w="5328"/>
+            <w:vAlign w:val="top"/>
+          </w:tcPr>
+          <w:p>
+            <w:r/>
+            <w:r>
+              <w:rPr>
+                <w:b w:val="0"/>
+                <w:sz w:val="17"/>
+              </w:rPr>
+              <w:t>All DOCX files open as valid ZIP/DOCX packages and contain embedded media where expected.</w:t>
+            </w:r>
+          </w:p>
+        </w:tc>
+      </w:tr>
+      <w:tr>
+        <w:trPr>
+          <w:cantSplit/>
+        </w:trPr>
+        <w:tc>
+          <w:tcPr>
+            <w:tcW w:type="dxa" w:w="5328"/>
+            <w:vAlign w:val="top"/>
+          </w:tcPr>
+          <w:p>
+            <w:pPr>
+              <w:keepNext/>
+            </w:pPr>
+            <w:r/>
+            <w:r>
+              <w:rPr>
+                <w:b w:val="0"/>
+                <w:sz w:val="17"/>
+              </w:rPr>
+              <w:t>Secrets hygiene</w:t>
+            </w:r>
+          </w:p>
+        </w:tc>
+        <w:tc>
+          <w:tcPr>
+            <w:tcW w:type="dxa" w:w="5328"/>
+            <w:vAlign w:val="top"/>
+          </w:tcPr>
+          <w:p>
+            <w:pPr>
+              <w:keepNext/>
+            </w:pPr>
+            <w:r/>
+            <w:r>
+              <w:rPr>
+                <w:b w:val="0"/>
+                <w:sz w:val="17"/>
+              </w:rPr>
+              <w:t>Generated docs and sources are scanned for sensitive placeholders and private values.</w:t>
+            </w:r>
+          </w:p>
+        </w:tc>
+      </w:tr>
+      <w:tr>
+        <w:trPr>
+          <w:cantSplit/>
+        </w:trPr>
+        <w:tc>
+          <w:tcPr>
+            <w:tcW w:type="dxa" w:w="5328"/>
+            <w:vAlign w:val="top"/>
+          </w:tcPr>
+          <w:p>
+            <w:r/>
+            <w:r>
+              <w:rPr>
+                <w:b w:val="0"/>
+                <w:sz w:val="17"/>
+              </w:rPr>
+              <w:t>Stakeholder limitations</w:t>
+            </w:r>
+          </w:p>
+        </w:tc>
+        <w:tc>
+          <w:tcPr>
+            <w:tcW w:type="dxa" w:w="5328"/>
+            <w:vAlign w:val="top"/>
+          </w:tcPr>
+          <w:p>
+            <w:r/>
+            <w:r>
+              <w:rPr>
+                <w:b w:val="0"/>
+                <w:sz w:val="17"/>
+              </w:rPr>
+              <w:t>Runtime, audit, OVOS boundary, and production-hardening limitations remain visible.</w:t>
+            </w:r>
+          </w:p>
+        </w:tc>
+      </w:tr>
+    </w:tbl>
+    <w:p/>
+    <w:p>
+      <w:pPr>
+        <w:pStyle w:val="Heading1"/>
+      </w:pPr>
+      <w:r>
+        <w:t>Demo-Readiness Checklist</w:t>
+      </w:r>
+    </w:p>
+    <w:p>
+      <w:r>
+        <w:t>Before a live stakeholder demonstration, use this checklist alongside the deployment report and verify.sh. These checks are operational and must be performed on the actual target deployment.</w:t>
+      </w:r>
+    </w:p>
+    <w:tbl>
+      <w:tblPr>
+        <w:tblStyle w:val="TableGrid"/>
+        <w:tblW w:type="auto" w:w="0"/>
+        <w:jc w:val="center"/>
+        <w:tblLook w:firstColumn="1" w:firstRow="1" w:lastColumn="0" w:lastRow="0" w:noHBand="0" w:noVBand="1" w:val="04A0"/>
+      </w:tblPr>
+      <w:tblGrid>
+        <w:gridCol w:w="5328"/>
+        <w:gridCol w:w="5328"/>
+      </w:tblGrid>
+      <w:tr>
+        <w:trPr>
+          <w:tblHeader w:val="true"/>
+          <w:cantSplit/>
+        </w:trPr>
+        <w:tc>
+          <w:tcPr>
+            <w:tcW w:type="dxa" w:w="5328"/>
+            <w:vAlign w:val="top"/>
+            <w:shd w:fill="D9EAF7"/>
+          </w:tcPr>
+          <w:p>
+            <w:r/>
+            <w:r>
+              <w:rPr>
+                <w:b/>
+                <w:sz w:val="17"/>
+              </w:rPr>
+              <w:t>Area</w:t>
+            </w:r>
+          </w:p>
+        </w:tc>
+        <w:tc>
+          <w:tcPr>
+            <w:tcW w:type="dxa" w:w="5328"/>
+            <w:vAlign w:val="top"/>
+            <w:shd w:fill="D9EAF7"/>
+          </w:tcPr>
+          <w:p>
+            <w:r/>
+            <w:r>
+              <w:rPr>
+                <w:b/>
+                <w:sz w:val="17"/>
+              </w:rPr>
+              <w:t>Readiness action</w:t>
+            </w:r>
+          </w:p>
+        </w:tc>
+      </w:tr>
+      <w:tr>
+        <w:trPr>
+          <w:cantSplit/>
+        </w:trPr>
+        <w:tc>
+          <w:tcPr>
+            <w:tcW w:type="dxa" w:w="5328"/>
+            <w:vAlign w:val="top"/>
+          </w:tcPr>
+          <w:p>
+            <w:r/>
+            <w:r>
+              <w:rPr>
+                <w:b w:val="0"/>
+                <w:sz w:val="17"/>
+              </w:rPr>
+              <w:t>Before demo</w:t>
+            </w:r>
+          </w:p>
+        </w:tc>
+        <w:tc>
+          <w:tcPr>
+            <w:tcW w:type="dxa" w:w="5328"/>
+            <w:vAlign w:val="top"/>
+          </w:tcPr>
+          <w:p>
+            <w:r/>
+            <w:r>
+              <w:rPr>
+                <w:b w:val="0"/>
+                <w:sz w:val="17"/>
+              </w:rPr>
+              <w:t>Run docker compose ps, verify.sh, Nginx/analytics health checks, and OVOS /health if assistant demo is planned.</w:t>
+            </w:r>
+          </w:p>
+        </w:tc>
+      </w:tr>
+      <w:tr>
+        <w:trPr>
+          <w:cantSplit/>
+        </w:trPr>
+        <w:tc>
+          <w:tcPr>
+            <w:tcW w:type="dxa" w:w="5328"/>
+            <w:vAlign w:val="top"/>
+          </w:tcPr>
+          <w:p>
+            <w:r/>
+            <w:r>
+              <w:rPr>
+                <w:b w:val="0"/>
+                <w:sz w:val="17"/>
+              </w:rPr>
+              <w:t>Data freshness</w:t>
+            </w:r>
+          </w:p>
+        </w:tc>
+        <w:tc>
+          <w:tcPr>
+            <w:tcW w:type="dxa" w:w="5328"/>
+            <w:vAlign w:val="top"/>
+          </w:tcPr>
+          <w:p>
+            <w:r/>
+            <w:r>
+              <w:rPr>
+                <w:b w:val="0"/>
+                <w:sz w:val="17"/>
+              </w:rPr>
+              <w:t>Confirm simulator or real ingestion is producing recent records before showing dashboards/KPIs.</w:t>
+            </w:r>
+          </w:p>
+        </w:tc>
+      </w:tr>
+      <w:tr>
+        <w:trPr>
+          <w:cantSplit/>
+        </w:trPr>
+        <w:tc>
+          <w:tcPr>
+            <w:tcW w:type="dxa" w:w="5328"/>
+            <w:vAlign w:val="top"/>
+          </w:tcPr>
+          <w:p>
+            <w:r/>
+            <w:r>
+              <w:rPr>
+                <w:b w:val="0"/>
+                <w:sz w:val="17"/>
+              </w:rPr>
+              <w:t>Credentials</w:t>
+            </w:r>
+          </w:p>
+        </w:tc>
+        <w:tc>
+          <w:tcPr>
+            <w:tcW w:type="dxa" w:w="5328"/>
+            <w:vAlign w:val="top"/>
+          </w:tcPr>
+          <w:p>
+            <w:r/>
+            <w:r>
+              <w:rPr>
+                <w:b w:val="0"/>
+                <w:sz w:val="17"/>
+              </w:rPr>
+              <w:t>Use prepared demo/operator credentials without displaying .env or secrets.</w:t>
+            </w:r>
+          </w:p>
+        </w:tc>
+      </w:tr>
+      <w:tr>
+        <w:trPr>
+          <w:cantSplit/>
+        </w:trPr>
+        <w:tc>
+          <w:tcPr>
+            <w:tcW w:type="dxa" w:w="5328"/>
+            <w:vAlign w:val="top"/>
+          </w:tcPr>
+          <w:p>
+            <w:r/>
+            <w:r>
+              <w:rPr>
+                <w:b w:val="0"/>
+                <w:sz w:val="17"/>
+              </w:rPr>
+              <w:t>Dashboards</w:t>
+            </w:r>
+          </w:p>
+        </w:tc>
+        <w:tc>
+          <w:tcPr>
+            <w:tcW w:type="dxa" w:w="5328"/>
+            <w:vAlign w:val="top"/>
+          </w:tcPr>
+          <w:p>
+            <w:r/>
+            <w:r>
+              <w:rPr>
+                <w:b w:val="0"/>
+                <w:sz w:val="17"/>
+              </w:rPr>
+              <w:t>Open Grafana dashboards and confirm panels load with current data.</w:t>
+            </w:r>
+          </w:p>
+        </w:tc>
+      </w:tr>
+      <w:tr>
+        <w:trPr>
+          <w:cantSplit/>
+        </w:trPr>
+        <w:tc>
+          <w:tcPr>
+            <w:tcW w:type="dxa" w:w="5328"/>
+            <w:vAlign w:val="top"/>
+          </w:tcPr>
+          <w:p>
+            <w:pPr>
+              <w:keepNext/>
+            </w:pPr>
+            <w:r/>
+            <w:r>
+              <w:rPr>
+                <w:b w:val="0"/>
+                <w:sz w:val="17"/>
+              </w:rPr>
+              <w:t>Assistant</w:t>
+            </w:r>
+          </w:p>
+        </w:tc>
+        <w:tc>
+          <w:tcPr>
+            <w:tcW w:type="dxa" w:w="5328"/>
+            <w:vAlign w:val="top"/>
+          </w:tcPr>
+          <w:p>
+            <w:pPr>
+              <w:keepNext/>
+            </w:pPr>
+            <w:r/>
+            <w:r>
+              <w:rPr>
+                <w:b w:val="0"/>
+                <w:sz w:val="17"/>
+              </w:rPr>
+              <w:t>Run at least one machine status query and one KPI/report-style query through the OVOS bridge if OVOS is in scope.</w:t>
+            </w:r>
+          </w:p>
+        </w:tc>
+      </w:tr>
+      <w:tr>
+        <w:trPr>
+          <w:cantSplit/>
+        </w:trPr>
+        <w:tc>
+          <w:tcPr>
+            <w:tcW w:type="dxa" w:w="5328"/>
+            <w:vAlign w:val="top"/>
+          </w:tcPr>
+          <w:p>
+            <w:r/>
+            <w:r>
+              <w:rPr>
+                <w:b w:val="0"/>
+                <w:sz w:val="17"/>
+              </w:rPr>
+              <w:t>Known cautions</w:t>
+            </w:r>
+          </w:p>
+        </w:tc>
+        <w:tc>
+          <w:tcPr>
+            <w:tcW w:type="dxa" w:w="5328"/>
+            <w:vAlign w:val="top"/>
+          </w:tcPr>
+          <w:p>
+            <w:r/>
+            <w:r>
+              <w:rPr>
+                <w:b w:val="0"/>
+                <w:sz w:val="17"/>
+              </w:rPr>
+              <w:t>Be ready to explain demo data, partial V2 report semantics, and production hardening steps.</w:t>
+            </w:r>
+          </w:p>
+        </w:tc>
+      </w:tr>
+    </w:tbl>
+    <w:p/>
     <w:p>
       <w:pPr>
         <w:pStyle w:val="Heading1"/>
@@ -1864,16 +3638,17 @@
         <w:tblLook w:firstColumn="1" w:firstRow="1" w:lastColumn="0" w:lastRow="0" w:noHBand="0" w:noVBand="1" w:val="04A0"/>
       </w:tblPr>
       <w:tblGrid>
-        <w:gridCol w:w="5184"/>
-        <w:gridCol w:w="5184"/>
+        <w:gridCol w:w="5328"/>
+        <w:gridCol w:w="5328"/>
       </w:tblGrid>
       <w:tr>
         <w:trPr>
           <w:tblHeader w:val="true"/>
+          <w:cantSplit/>
         </w:trPr>
         <w:tc>
           <w:tcPr>
-            <w:tcW w:type="dxa" w:w="5184"/>
+            <w:tcW w:type="dxa" w:w="5328"/>
             <w:vAlign w:val="top"/>
             <w:shd w:fill="D9EAF7"/>
           </w:tcPr>
@@ -1890,7 +3665,7 @@
         </w:tc>
         <w:tc>
           <w:tcPr>
-            <w:tcW w:type="dxa" w:w="5184"/>
+            <w:tcW w:type="dxa" w:w="5328"/>
             <w:vAlign w:val="top"/>
             <w:shd w:fill="D9EAF7"/>
           </w:tcPr>
@@ -1907,9 +3682,12 @@
         </w:tc>
       </w:tr>
       <w:tr>
+        <w:trPr>
+          <w:cantSplit/>
+        </w:trPr>
         <w:tc>
           <w:tcPr>
-            <w:tcW w:type="dxa" w:w="5184"/>
+            <w:tcW w:type="dxa" w:w="5328"/>
             <w:vAlign w:val="top"/>
           </w:tcPr>
           <w:p>
@@ -1925,7 +3703,7 @@
         </w:tc>
         <w:tc>
           <w:tcPr>
-            <w:tcW w:type="dxa" w:w="5184"/>
+            <w:tcW w:type="dxa" w:w="5328"/>
             <w:vAlign w:val="top"/>
           </w:tcPr>
           <w:p>
@@ -1941,9 +3719,12 @@
         </w:tc>
       </w:tr>
       <w:tr>
+        <w:trPr>
+          <w:cantSplit/>
+        </w:trPr>
         <w:tc>
           <w:tcPr>
-            <w:tcW w:type="dxa" w:w="5184"/>
+            <w:tcW w:type="dxa" w:w="5328"/>
             <w:vAlign w:val="top"/>
           </w:tcPr>
           <w:p>
@@ -1959,7 +3740,7 @@
         </w:tc>
         <w:tc>
           <w:tcPr>
-            <w:tcW w:type="dxa" w:w="5184"/>
+            <w:tcW w:type="dxa" w:w="5328"/>
             <w:vAlign w:val="top"/>
           </w:tcPr>
           <w:p>
@@ -1969,15 +3750,18 @@
                 <w:b w:val="0"/>
                 <w:sz w:val="17"/>
               </w:rPr>
-              <w:t>The GitHub production base docker-compose.yml does not define an OVOS service. OVOS-EnMS is documented as a separate source repository and as an embedded component in the full-stack release archive.</w:t>
+              <w:t>The GitHub production base docker-compose.yml does not define an OVOS service. OVOS-EnMS is documented as a separate source repository and companion assistant runtime.</w:t>
             </w:r>
           </w:p>
         </w:tc>
       </w:tr>
       <w:tr>
+        <w:trPr>
+          <w:cantSplit/>
+        </w:trPr>
         <w:tc>
           <w:tcPr>
-            <w:tcW w:type="dxa" w:w="5184"/>
+            <w:tcW w:type="dxa" w:w="5328"/>
             <w:vAlign w:val="top"/>
           </w:tcPr>
           <w:p>
@@ -1987,13 +3771,13 @@
                 <w:b w:val="0"/>
                 <w:sz w:val="17"/>
               </w:rPr>
-              <w:t>OVOS release artifact</w:t>
+              <w:t>OVOS optional LLM fallback</w:t>
             </w:r>
           </w:p>
         </w:tc>
         <w:tc>
           <w:tcPr>
-            <w:tcW w:type="dxa" w:w="5184"/>
+            <w:tcW w:type="dxa" w:w="5328"/>
             <w:vAlign w:val="top"/>
           </w:tcPr>
           <w:p>
@@ -2003,15 +3787,18 @@
                 <w:b w:val="0"/>
                 <w:sz w:val="17"/>
               </w:rPr>
-              <w:t>Release notes state optional GGUF model weights are not bundled by default.</w:t>
+              <w:t>The OVOS-EnMS Dockerfile installs LLM fallback dependencies only when INSTALL_LLM_FALLBACK=true. Model availability must be verified in the OVOS-EnMS repository/runtime.</w:t>
             </w:r>
           </w:p>
         </w:tc>
       </w:tr>
       <w:tr>
+        <w:trPr>
+          <w:cantSplit/>
+        </w:trPr>
         <w:tc>
           <w:tcPr>
-            <w:tcW w:type="dxa" w:w="5184"/>
+            <w:tcW w:type="dxa" w:w="5328"/>
             <w:vAlign w:val="top"/>
           </w:tcPr>
           <w:p>
@@ -2027,7 +3814,7 @@
         </w:tc>
         <w:tc>
           <w:tcPr>
-            <w:tcW w:type="dxa" w:w="5184"/>
+            <w:tcW w:type="dxa" w:w="5328"/>
             <w:vAlign w:val="top"/>
           </w:tcPr>
           <w:p>
@@ -2043,9 +3830,12 @@
         </w:tc>
       </w:tr>
       <w:tr>
+        <w:trPr>
+          <w:cantSplit/>
+        </w:trPr>
         <w:tc>
           <w:tcPr>
-            <w:tcW w:type="dxa" w:w="5184"/>
+            <w:tcW w:type="dxa" w:w="5328"/>
             <w:vAlign w:val="top"/>
           </w:tcPr>
           <w:p>
@@ -2061,7 +3851,7 @@
         </w:tc>
         <w:tc>
           <w:tcPr>
-            <w:tcW w:type="dxa" w:w="5184"/>
+            <w:tcW w:type="dxa" w:w="5328"/>
             <w:vAlign w:val="top"/>
           </w:tcPr>
           <w:p>
@@ -2077,12 +3867,18 @@
         </w:tc>
       </w:tr>
       <w:tr>
+        <w:trPr>
+          <w:cantSplit/>
+        </w:trPr>
         <w:tc>
           <w:tcPr>
-            <w:tcW w:type="dxa" w:w="5184"/>
+            <w:tcW w:type="dxa" w:w="5328"/>
             <w:vAlign w:val="top"/>
           </w:tcPr>
           <w:p>
+            <w:pPr>
+              <w:keepNext/>
+            </w:pPr>
             <w:r/>
             <w:r>
               <w:rPr>
@@ -2095,10 +3891,13 @@
         </w:tc>
         <w:tc>
           <w:tcPr>
-            <w:tcW w:type="dxa" w:w="5184"/>
+            <w:tcW w:type="dxa" w:w="5328"/>
             <w:vAlign w:val="top"/>
           </w:tcPr>
           <w:p>
+            <w:pPr>
+              <w:keepNext/>
+            </w:pPr>
             <w:r/>
             <w:r>
               <w:rPr>
@@ -2111,9 +3910,12 @@
         </w:tc>
       </w:tr>
       <w:tr>
+        <w:trPr>
+          <w:cantSplit/>
+        </w:trPr>
         <w:tc>
           <w:tcPr>
-            <w:tcW w:type="dxa" w:w="5184"/>
+            <w:tcW w:type="dxa" w:w="5328"/>
             <w:vAlign w:val="top"/>
           </w:tcPr>
           <w:p>
@@ -2129,7 +3931,7 @@
         </w:tc>
         <w:tc>
           <w:tcPr>
-            <w:tcW w:type="dxa" w:w="5184"/>
+            <w:tcW w:type="dxa" w:w="5328"/>
             <w:vAlign w:val="top"/>
           </w:tcPr>
           <w:p>
@@ -2151,12 +3953,12 @@
         <w:pStyle w:val="Heading1"/>
       </w:pPr>
       <w:r>
-        <w:t>Evidence References</w:t>
+        <w:t>Source References</w:t>
       </w:r>
     </w:p>
     <w:p>
       <w:r>
-        <w:t>The table below lists the main local evidence used for this document. It is not a full file inventory; it identifies the sources behind the material claims.</w:t>
+        <w:t>The table below lists the main source material used for this document. It is not a full file inventory; it identifies the sources behind the material claims.</w:t>
       </w:r>
     </w:p>
     <w:tbl>
@@ -2167,16 +3969,17 @@
         <w:tblLook w:firstColumn="1" w:firstRow="1" w:lastColumn="0" w:lastRow="0" w:noHBand="0" w:noVBand="1" w:val="04A0"/>
       </w:tblPr>
       <w:tblGrid>
-        <w:gridCol w:w="5184"/>
-        <w:gridCol w:w="5184"/>
+        <w:gridCol w:w="5328"/>
+        <w:gridCol w:w="5328"/>
       </w:tblGrid>
       <w:tr>
         <w:trPr>
           <w:tblHeader w:val="true"/>
+          <w:cantSplit/>
         </w:trPr>
         <w:tc>
           <w:tcPr>
-            <w:tcW w:type="dxa" w:w="5184"/>
+            <w:tcW w:type="dxa" w:w="5328"/>
             <w:vAlign w:val="top"/>
             <w:shd w:fill="D9EAF7"/>
           </w:tcPr>
@@ -2193,7 +3996,7 @@
         </w:tc>
         <w:tc>
           <w:tcPr>
-            <w:tcW w:type="dxa" w:w="5184"/>
+            <w:tcW w:type="dxa" w:w="5328"/>
             <w:vAlign w:val="top"/>
             <w:shd w:fill="D9EAF7"/>
           </w:tcPr>
@@ -2204,15 +4007,18 @@
                 <w:b/>
                 <w:sz w:val="17"/>
               </w:rPr>
-              <w:t>Evidence</w:t>
+              <w:t>Source material</w:t>
             </w:r>
           </w:p>
         </w:tc>
       </w:tr>
       <w:tr>
+        <w:trPr>
+          <w:cantSplit/>
+        </w:trPr>
         <w:tc>
           <w:tcPr>
-            <w:tcW w:type="dxa" w:w="5184"/>
+            <w:tcW w:type="dxa" w:w="5328"/>
             <w:vAlign w:val="top"/>
           </w:tcPr>
           <w:p>
@@ -2228,7 +4034,7 @@
         </w:tc>
         <w:tc>
           <w:tcPr>
-            <w:tcW w:type="dxa" w:w="5184"/>
+            <w:tcW w:type="dxa" w:w="5328"/>
             <w:vAlign w:val="top"/>
           </w:tcPr>
           <w:p>
@@ -2238,15 +4044,18 @@
                 <w:b w:val="0"/>
                 <w:sz w:val="17"/>
               </w:rPr>
-              <w:t>README.md; releases/HumanEnerDIA-full-stack-v1.0.0-release-notes.md</w:t>
+              <w:t>README.md; docs/final-delivery/</w:t>
             </w:r>
           </w:p>
         </w:tc>
       </w:tr>
       <w:tr>
+        <w:trPr>
+          <w:cantSplit/>
+        </w:trPr>
         <w:tc>
           <w:tcPr>
-            <w:tcW w:type="dxa" w:w="5184"/>
+            <w:tcW w:type="dxa" w:w="5328"/>
             <w:vAlign w:val="top"/>
           </w:tcPr>
           <w:p>
@@ -2262,7 +4071,7 @@
         </w:tc>
         <w:tc>
           <w:tcPr>
-            <w:tcW w:type="dxa" w:w="5184"/>
+            <w:tcW w:type="dxa" w:w="5328"/>
             <w:vAlign w:val="top"/>
           </w:tcPr>
           <w:p>
@@ -2278,9 +4087,12 @@
         </w:tc>
       </w:tr>
       <w:tr>
+        <w:trPr>
+          <w:cantSplit/>
+        </w:trPr>
         <w:tc>
           <w:tcPr>
-            <w:tcW w:type="dxa" w:w="5184"/>
+            <w:tcW w:type="dxa" w:w="5328"/>
             <w:vAlign w:val="top"/>
           </w:tcPr>
           <w:p>
@@ -2296,7 +4108,7 @@
         </w:tc>
         <w:tc>
           <w:tcPr>
-            <w:tcW w:type="dxa" w:w="5184"/>
+            <w:tcW w:type="dxa" w:w="5328"/>
             <w:vAlign w:val="top"/>
           </w:tcPr>
           <w:p>
@@ -2312,9 +4124,12 @@
         </w:tc>
       </w:tr>
       <w:tr>
+        <w:trPr>
+          <w:cantSplit/>
+        </w:trPr>
         <w:tc>
           <w:tcPr>
-            <w:tcW w:type="dxa" w:w="5184"/>
+            <w:tcW w:type="dxa" w:w="5328"/>
             <w:vAlign w:val="top"/>
           </w:tcPr>
           <w:p>
@@ -2330,7 +4145,7 @@
         </w:tc>
         <w:tc>
           <w:tcPr>
-            <w:tcW w:type="dxa" w:w="5184"/>
+            <w:tcW w:type="dxa" w:w="5328"/>
             <w:vAlign w:val="top"/>
           </w:tcPr>
           <w:p>
@@ -2346,12 +4161,18 @@
         </w:tc>
       </w:tr>
       <w:tr>
+        <w:trPr>
+          <w:cantSplit/>
+        </w:trPr>
         <w:tc>
           <w:tcPr>
-            <w:tcW w:type="dxa" w:w="5184"/>
+            <w:tcW w:type="dxa" w:w="5328"/>
             <w:vAlign w:val="top"/>
           </w:tcPr>
           <w:p>
+            <w:pPr>
+              <w:keepNext/>
+            </w:pPr>
             <w:r/>
             <w:r>
               <w:rPr>
@@ -2364,10 +4185,13 @@
         </w:tc>
         <w:tc>
           <w:tcPr>
-            <w:tcW w:type="dxa" w:w="5184"/>
+            <w:tcW w:type="dxa" w:w="5328"/>
             <w:vAlign w:val="top"/>
           </w:tcPr>
           <w:p>
+            <w:pPr>
+              <w:keepNext/>
+            </w:pPr>
             <w:r/>
             <w:r>
               <w:rPr>
@@ -2380,9 +4204,12 @@
         </w:tc>
       </w:tr>
       <w:tr>
+        <w:trPr>
+          <w:cantSplit/>
+        </w:trPr>
         <w:tc>
           <w:tcPr>
-            <w:tcW w:type="dxa" w:w="5184"/>
+            <w:tcW w:type="dxa" w:w="5328"/>
             <w:vAlign w:val="top"/>
           </w:tcPr>
           <w:p>
@@ -2392,13 +4219,13 @@
                 <w:b w:val="0"/>
                 <w:sz w:val="17"/>
               </w:rPr>
-              <w:t>Release artifact notes</w:t>
+              <w:t>Delivery package sources</w:t>
             </w:r>
           </w:p>
         </w:tc>
         <w:tc>
           <w:tcPr>
-            <w:tcW w:type="dxa" w:w="5184"/>
+            <w:tcW w:type="dxa" w:w="5328"/>
             <w:vAlign w:val="top"/>
           </w:tcPr>
           <w:p>
@@ -2408,7 +4235,7 @@
                 <w:b w:val="0"/>
                 <w:sz w:val="17"/>
               </w:rPr>
-              <w:t>releases/HumanEnerDIA-full-stack-v1.0.0-release-notes.md</w:t>
+              <w:t>docs/final-delivery/source/; docs/final-delivery/assets/</w:t>
             </w:r>
           </w:p>
         </w:tc>
@@ -2418,7 +4245,7 @@
     <w:sectPr>
       <w:footerReference w:type="default" r:id="rId10"/>
       <w:pgSz w:w="12240" w:h="15840"/>
-      <w:pgMar w:top="936" w:right="936" w:bottom="936" w:left="936" w:header="720" w:footer="720" w:gutter="0"/>
+      <w:pgMar w:top="864" w:right="792" w:bottom="864" w:left="792" w:header="720" w:footer="720" w:gutter="0"/>
       <w:cols w:space="720"/>
       <w:docGrid w:linePitch="360"/>
     </w:sectPr>
@@ -2438,7 +4265,7 @@
         <w:color w:val="64748B"/>
         <w:sz w:val="16"/>
       </w:rPr>
-      <w:t>WASABI / HumanEnerDIA / OVOS-EnMS | Final System Documentation | Version 1.0 | 2026-06-08</w:t>
+      <w:t>WASABI / HumanEnerDIA / OVOS-EnMS | Final System Documentation | Version 1.1 | 2026-06-09</w:t>
     </w:r>
   </w:p>
 </w:ftr>

--- a/docs/final-delivery/Final System Documentation.docx
+++ b/docs/final-delivery/Final System Documentation.docx
@@ -229,7 +229,7 @@
         <w:t xml:space="preserve">Source basis: </w:t>
       </w:r>
       <w:r>
-        <w:t>This document summarizes the evidence-backed content of the technical documents and points readers to implemented local sources.</w:t>
+        <w:t>This document summarizes the evidence-backed content of the technical documents and points readers to implemented sources.</w:t>
       </w:r>
     </w:p>
     <w:p>
@@ -401,7 +401,12 @@
     </w:p>
     <w:p>
       <w:r>
-        <w:t>The six-document package is intended to let managers, reviewers, operators, and external partners understand what has been delivered, how the parts fit together, how to deploy and verify the stack, and which items still require runtime validation or production hardening.</w:t>
+        <w:t>The six-document package gives managers, reviewers, operators, and external partners a clear view of what has been delivered, how the parts fit together, how to deploy and verify the stack, and which responsibilities apply to runtime validation and production hardening.</w:t>
+      </w:r>
+    </w:p>
+    <w:p>
+      <w:r>
+        <w:t>The handover table explains how the six documents work together as a final delivery set.</w:t>
       </w:r>
     </w:p>
     <w:tbl>
@@ -686,6 +691,11 @@
     </w:tbl>
     <w:p/>
     <w:p>
+      <w:r>
+        <w:t>The document set is complementary: architecture explains boundaries, design explains implementation, deployment explains operation, and final documentation ties the delivery together.</w:t>
+      </w:r>
+    </w:p>
+    <w:p>
       <w:pPr>
         <w:pStyle w:val="Heading1"/>
       </w:pPr>
@@ -696,6 +706,11 @@
     <w:p>
       <w:r>
         <w:t>The formal deliverables are the six DOCX files. Source Markdown, the evidence map, diagrams, and generator script are included for maintainability and reproducibility.</w:t>
+      </w:r>
+    </w:p>
+    <w:p>
+      <w:r>
+        <w:t>The artifact table identifies the maintained deliverables and the source materials that keep them reproducible.</w:t>
       </w:r>
     </w:p>
     <w:tbl>
@@ -980,6 +995,11 @@
     </w:tbl>
     <w:p/>
     <w:p>
+      <w:r>
+        <w:t>The artifact list confirms that both final DOCX deliverables and maintainable source material are part of the handover.</w:t>
+      </w:r>
+    </w:p>
+    <w:p>
       <w:pPr>
         <w:pStyle w:val="Heading1"/>
       </w:pPr>
@@ -1038,6 +1058,11 @@
     <w:p>
       <w:r>
         <w:t>This quick-start summarizes the handover path. It does not replace the deployment report or the live verification scripts.</w:t>
+      </w:r>
+    </w:p>
+    <w:p>
+      <w:r>
+        <w:t>The quick-start table condenses installation and verification into a high-level sequence for orientation.</w:t>
       </w:r>
     </w:p>
     <w:tbl>
@@ -1439,6 +1464,11 @@
     </w:tbl>
     <w:p/>
     <w:p>
+      <w:r>
+        <w:t>The quick-start provides orientation only. Operators should still use the deployment report for detailed configuration, hardening, and recovery decisions.</w:t>
+      </w:r>
+    </w:p>
+    <w:p>
       <w:pPr>
         <w:pStyle w:val="Heading1"/>
       </w:pPr>
@@ -1449,6 +1479,11 @@
     <w:p>
       <w:r>
         <w:t>For a local or evaluation deployment, use the guided setup script from the production repository checkout or approved delivery bundle. For remote browser access, pass a server host or IP so generated URLs match the expected access path. Generated credentials are stored in .env and must be kept private.</w:t>
+      </w:r>
+    </w:p>
+    <w:p>
+      <w:r>
+        <w:t>The access table shows the default endpoints readers can use after deployment and verification.</w:t>
       </w:r>
     </w:p>
     <w:tbl>
@@ -1903,11 +1938,21 @@
     </w:tbl>
     <w:p/>
     <w:p>
+      <w:r>
+        <w:t>Access endpoints should be verified after startup and adjusted for DNS, TLS, firewall, and target-host configuration in production.</w:t>
+      </w:r>
+    </w:p>
+    <w:p>
       <w:pPr>
         <w:pStyle w:val="Heading1"/>
       </w:pPr>
       <w:r>
         <w:t>Main Workflows</w:t>
+      </w:r>
+    </w:p>
+    <w:p>
+      <w:r>
+        <w:t>The workflow table summarizes the operational paths users and operators will exercise most often.</w:t>
       </w:r>
     </w:p>
     <w:tbl>
@@ -2415,6 +2460,11 @@
     </w:tbl>
     <w:p/>
     <w:p>
+      <w:r>
+        <w:t>The workflows show how data and users move through the system, which is useful for demonstrations, support planning, and acceptance testing.</w:t>
+      </w:r>
+    </w:p>
+    <w:p>
       <w:pPr>
         <w:pStyle w:val="Heading1"/>
       </w:pPr>
@@ -2486,6 +2536,11 @@
     <w:p>
       <w:r>
         <w:t>Dashboards are configured in Grafana JSON and provisioned through the Grafana provisioning directory. The Rasa chatbot is a text help/knowledge assistant, while OVOS-EnMS is the operational natural-language assistant integrated with live backend APIs.</w:t>
+      </w:r>
+    </w:p>
+    <w:p>
+      <w:r>
+        <w:t>This table distinguishes dashboards, analytics UI, text chatbot behavior, and OVOS operational assistant behavior.</w:t>
       </w:r>
     </w:p>
     <w:tbl>
@@ -2696,6 +2751,11 @@
     </w:tbl>
     <w:p/>
     <w:p>
+      <w:r>
+        <w:t>The table clarifies that dashboards, API views, Rasa help, and OVOS operational queries serve different user needs and have different validation requirements.</w:t>
+      </w:r>
+    </w:p>
+    <w:p>
       <w:pPr>
         <w:pStyle w:val="Heading1"/>
       </w:pPr>
@@ -2706,6 +2766,11 @@
     <w:p>
       <w:r>
         <w:t>Maintenance should focus on credential rotation, backup verification, dashboard export/commit policy, disk usage, restart counts, recent errors, image/base dependency review, and firewall/public route review. Production hardening requires operator policy beyond the repository defaults.</w:t>
+      </w:r>
+    </w:p>
+    <w:p>
+      <w:r>
+        <w:t>The maintenance table summarizes recurring operator responsibilities after installation.</w:t>
       </w:r>
     </w:p>
     <w:tbl>
@@ -2990,6 +3055,11 @@
     </w:tbl>
     <w:p/>
     <w:p>
+      <w:r>
+        <w:t>These responsibilities form the ongoing operating model after initial installation.</w:t>
+      </w:r>
+    </w:p>
+    <w:p>
       <w:pPr>
         <w:pStyle w:val="Heading1"/>
       </w:pPr>
@@ -3026,7 +3096,7 @@
         <w:pStyle w:val="ListBullet"/>
       </w:pPr>
       <w:r>
-        <w:t>Runtime health must be verified on the actual target deployment before stakeholder demonstration or handover.</w:t>
+        <w:t>Runtime health verification belongs to the actual target deployment used for demonstration or handover.</w:t>
       </w:r>
     </w:p>
     <w:p>
@@ -3039,7 +3109,12 @@
     </w:p>
     <w:p>
       <w:r>
-        <w:t>The following checks define the final documentation package acceptance state for stakeholder review.</w:t>
+        <w:t>The following checks summarize the deliverable acceptance state for the documentation set.</w:t>
+      </w:r>
+    </w:p>
+    <w:p>
+      <w:r>
+        <w:t>The acceptance table records the deliverable and traceability checks used to confirm the documentation set.</w:t>
       </w:r>
     </w:p>
     <w:tbl>
@@ -3146,7 +3221,7 @@
                 <w:b w:val="0"/>
                 <w:sz w:val="17"/>
               </w:rPr>
-              <w:t>Source alignment</w:t>
+              <w:t>Traceability</w:t>
             </w:r>
           </w:p>
         </w:tc>
@@ -3162,7 +3237,7 @@
                 <w:b w:val="0"/>
                 <w:sz w:val="17"/>
               </w:rPr>
-              <w:t>No references to untracked release artifacts, missing release scripts, absent Compose services, or local absolute paths.</w:t>
+              <w:t>Source references point to tracked delivery files, implementation code, configuration, and validation evidence.</w:t>
             </w:r>
           </w:p>
         </w:tc>
@@ -3300,7 +3375,7 @@
                 <w:b w:val="0"/>
                 <w:sz w:val="17"/>
               </w:rPr>
-              <w:t>Stakeholder limitations</w:t>
+              <w:t>Scope boundaries</w:t>
             </w:r>
           </w:p>
         </w:tc>
@@ -3316,13 +3391,18 @@
                 <w:b w:val="0"/>
                 <w:sz w:val="17"/>
               </w:rPr>
-              <w:t>Runtime, audit, OVOS boundary, and production-hardening limitations remain visible.</w:t>
+              <w:t>Runtime validation, audit use, OVOS deployment, and production hardening are clearly defined.</w:t>
             </w:r>
           </w:p>
         </w:tc>
       </w:tr>
     </w:tbl>
     <w:p/>
+    <w:p>
+      <w:r>
+        <w:t>The checklist confirms document completeness and traceability. Live runtime acceptance still depends on checks performed against the target deployment.</w:t>
+      </w:r>
+    </w:p>
     <w:p>
       <w:pPr>
         <w:pStyle w:val="Heading1"/>
@@ -3333,7 +3413,12 @@
     </w:p>
     <w:p>
       <w:r>
-        <w:t>Before a live stakeholder demonstration, use this checklist alongside the deployment report and verify.sh. These checks are operational and must be performed on the actual target deployment.</w:t>
+        <w:t>For a live demonstration, use this checklist alongside the deployment report and verify.sh. These checks are operational and must be performed on the actual target deployment.</w:t>
+      </w:r>
+    </w:p>
+    <w:p>
+      <w:r>
+        <w:t>The demo-readiness table lists live checks that must be completed on the actual target deployment before a demonstration.</w:t>
       </w:r>
     </w:p>
     <w:tbl>
@@ -3618,6 +3703,11 @@
     </w:tbl>
     <w:p/>
     <w:p>
+      <w:r>
+        <w:t>These checks help ensure a demonstration uses current data, healthy services, and verified assistant behavior where OVOS is included.</w:t>
+      </w:r>
+    </w:p>
+    <w:p>
       <w:pPr>
         <w:pStyle w:val="Heading1"/>
       </w:pPr>
@@ -3627,7 +3717,12 @@
     </w:p>
     <w:p>
       <w:r>
-        <w:t>The following items should be reviewed before stakeholder distribution. They are documented to avoid overstating the current implementation.</w:t>
+        <w:t>This section summarizes the current validation status, scope boundaries, and operational considerations for the delivered system.</w:t>
+      </w:r>
+    </w:p>
+    <w:p>
+      <w:r>
+        <w:t>The limitations table defines scope boundaries that affect validation, audit use, optional assistant behavior, and production readiness.</w:t>
       </w:r>
     </w:p>
     <w:tbl>
@@ -3713,7 +3808,7 @@
                 <w:b w:val="0"/>
                 <w:sz w:val="17"/>
               </w:rPr>
-              <w:t>This documentation package records compose validation. Live health checks require a running deployment and are not implied unless run separately.</w:t>
+              <w:t>Compose validation is confirmed where stated. Live health checks are deployment-specific and require a running target environment.</w:t>
             </w:r>
           </w:p>
         </w:tc>
@@ -3861,7 +3956,7 @@
                 <w:b w:val="0"/>
                 <w:sz w:val="17"/>
               </w:rPr>
-              <w:t>V2 report code is implemented, but some service calculations use derived/proportional or placeholder values; final stakeholders should review report semantics before audit use.</w:t>
+              <w:t>V2 report code is implemented, but some service calculations use derived, proportional, or placeholder values. Formal audit use requires independent validation of formulas, source data, tariff factors, carbon factors, and generated report semantics.</w:t>
             </w:r>
           </w:p>
         </w:tc>
@@ -3949,6 +4044,11 @@
     </w:tbl>
     <w:p/>
     <w:p>
+      <w:r>
+        <w:t>Together, these points define the verified scope of the current delivery and the operational responsibilities required before production use. They preserve a clear distinction between implemented capability, deployment configuration, and assurance activities that belong to the target operating environment.</w:t>
+      </w:r>
+    </w:p>
+    <w:p>
       <w:pPr>
         <w:pStyle w:val="Heading1"/>
       </w:pPr>
@@ -3959,6 +4059,11 @@
     <w:p>
       <w:r>
         <w:t>The table below lists the main source material used for this document. It is not a full file inventory; it identifies the sources behind the material claims.</w:t>
+      </w:r>
+    </w:p>
+    <w:p>
+      <w:r>
+        <w:t>The source reference table links the document's major claims to the tracked files or validation evidence used to support them.</w:t>
       </w:r>
     </w:p>
     <w:tbl>
@@ -4242,6 +4347,11 @@
       </w:tr>
     </w:tbl>
     <w:p/>
+    <w:p>
+      <w:r>
+        <w:t>These references provide traceability for technical claims. They are intended to support maintenance and verification without exposing secrets or local runtime state.</w:t>
+      </w:r>
+    </w:p>
     <w:sectPr>
       <w:footerReference w:type="default" r:id="rId10"/>
       <w:pgSz w:w="12240" w:h="15840"/>
